--- a/zht/docx/075.content.docx
+++ b/zht/docx/075.content.docx
@@ -345,90 +345,66 @@
           <w:lang w:val="zh_TW" w:bidi="zh_TW"/>
         </w:rPr>
       </w:r>
-      <w:hyperlink r:id="rId13">
-        <w:r>
-          <w:rPr>
-            <w:lang w:val="zh_TW" w:bidi="zh_TW"/>
-          </w:rPr>
-          <w:rPr>
-            <w:color w:val="0000EE"/>
-            <w:u w:val="single"/>
-          </w:rPr>
-          <w:t>撒母耳記上10:26–27</w:t>
-        </w:r>
-      </w:hyperlink>
-    </w:p>
-    <w:p>
-      <w:pPr>
-        <w:pStyle w:val="ListBullet"/>
-        <w:spacing w:line="240" w:lineRule="auto"/>
-        <w:ind w:left="720"/>
-      </w:pPr>
-      <w:r>
-        <w:rPr>
-          <w:lang w:val="zh_TW" w:bidi="zh_TW"/>
-        </w:rPr>
-      </w:r>
-      <w:hyperlink r:id="rId14">
-        <w:r>
-          <w:rPr>
-            <w:lang w:val="zh_TW" w:bidi="zh_TW"/>
-          </w:rPr>
-          <w:rPr>
-            <w:color w:val="0000EE"/>
-            <w:u w:val="single"/>
-          </w:rPr>
-          <w:t>撒母耳記下21:6</w:t>
-        </w:r>
-      </w:hyperlink>
-    </w:p>
-    <w:p>
-      <w:pPr>
-        <w:pStyle w:val="ListBullet"/>
-        <w:spacing w:line="240" w:lineRule="auto"/>
-        <w:ind w:left="720"/>
-      </w:pPr>
-      <w:r>
-        <w:rPr>
-          <w:lang w:val="zh_TW" w:bidi="zh_TW"/>
-        </w:rPr>
-      </w:r>
-      <w:hyperlink r:id="rId15">
-        <w:r>
-          <w:rPr>
-            <w:lang w:val="zh_TW" w:bidi="zh_TW"/>
-          </w:rPr>
-          <w:rPr>
-            <w:color w:val="0000EE"/>
-            <w:u w:val="single"/>
-          </w:rPr>
-          <w:t>何西阿書9:9</w:t>
-        </w:r>
-      </w:hyperlink>
-    </w:p>
-    <w:p>
-      <w:pPr>
-        <w:pStyle w:val="ListBullet"/>
-        <w:spacing w:line="240" w:lineRule="auto"/>
-        <w:ind w:left="720"/>
-      </w:pPr>
-      <w:r>
-        <w:rPr>
-          <w:lang w:val="zh_TW" w:bidi="zh_TW"/>
-        </w:rPr>
-      </w:r>
-      <w:hyperlink r:id="rId16">
-        <w:r>
-          <w:rPr>
-            <w:lang w:val="zh_TW" w:bidi="zh_TW"/>
-          </w:rPr>
-          <w:rPr>
-            <w:color w:val="0000EE"/>
-            <w:u w:val="single"/>
-          </w:rPr>
-          <w:t>士師記19:12–13</w:t>
-        </w:r>
-      </w:hyperlink>
+      <w:r>
+        <w:rPr>
+          <w:lang w:val="zh_TW" w:bidi="zh_TW"/>
+        </w:rPr>
+        <w:t>撒母耳記上10:26–27</w:t>
+      </w:r>
+    </w:p>
+    <w:p>
+      <w:pPr>
+        <w:pStyle w:val="ListBullet"/>
+        <w:spacing w:line="240" w:lineRule="auto"/>
+        <w:ind w:left="720"/>
+      </w:pPr>
+      <w:r>
+        <w:rPr>
+          <w:lang w:val="zh_TW" w:bidi="zh_TW"/>
+        </w:rPr>
+      </w:r>
+      <w:r>
+        <w:rPr>
+          <w:lang w:val="zh_TW" w:bidi="zh_TW"/>
+        </w:rPr>
+        <w:t>撒母耳記下21:6</w:t>
+      </w:r>
+    </w:p>
+    <w:p>
+      <w:pPr>
+        <w:pStyle w:val="ListBullet"/>
+        <w:spacing w:line="240" w:lineRule="auto"/>
+        <w:ind w:left="720"/>
+      </w:pPr>
+      <w:r>
+        <w:rPr>
+          <w:lang w:val="zh_TW" w:bidi="zh_TW"/>
+        </w:rPr>
+      </w:r>
+      <w:r>
+        <w:rPr>
+          <w:lang w:val="zh_TW" w:bidi="zh_TW"/>
+        </w:rPr>
+        <w:t>何西阿書9:9</w:t>
+      </w:r>
+    </w:p>
+    <w:p>
+      <w:pPr>
+        <w:pStyle w:val="ListBullet"/>
+        <w:spacing w:line="240" w:lineRule="auto"/>
+        <w:ind w:left="720"/>
+      </w:pPr>
+      <w:r>
+        <w:rPr>
+          <w:lang w:val="zh_TW" w:bidi="zh_TW"/>
+        </w:rPr>
+      </w:r>
+      <w:r>
+        <w:rPr>
+          <w:lang w:val="zh_TW" w:bidi="zh_TW"/>
+        </w:rPr>
+        <w:t>士師記19:12–13</w:t>
+      </w:r>
     </w:p>
     <w:p>
       <w:pPr>
@@ -644,90 +620,66 @@
           <w:lang w:val="zh_TW" w:bidi="zh_TW"/>
         </w:rPr>
       </w:r>
-      <w:hyperlink r:id="rId17">
-        <w:r>
-          <w:rPr>
-            <w:lang w:val="zh_TW" w:bidi="zh_TW"/>
-          </w:rPr>
-          <w:rPr>
-            <w:color w:val="0000EE"/>
-            <w:u w:val="single"/>
-          </w:rPr>
-          <w:t>歷代志上8:29</w:t>
-        </w:r>
-      </w:hyperlink>
-    </w:p>
-    <w:p>
-      <w:pPr>
-        <w:pStyle w:val="ListBullet"/>
-        <w:spacing w:line="240" w:lineRule="auto"/>
-        <w:ind w:left="720"/>
-      </w:pPr>
-      <w:r>
-        <w:rPr>
-          <w:lang w:val="zh_TW" w:bidi="zh_TW"/>
-        </w:rPr>
-      </w:r>
-      <w:hyperlink r:id="rId18">
-        <w:r>
-          <w:rPr>
-            <w:lang w:val="zh_TW" w:bidi="zh_TW"/>
-          </w:rPr>
-          <w:rPr>
-            <w:color w:val="0000EE"/>
-            <w:u w:val="single"/>
-          </w:rPr>
-          <w:t>列王紀上3:4–5</w:t>
-        </w:r>
-      </w:hyperlink>
-    </w:p>
-    <w:p>
-      <w:pPr>
-        <w:pStyle w:val="ListBullet"/>
-        <w:spacing w:line="240" w:lineRule="auto"/>
-        <w:ind w:left="720"/>
-      </w:pPr>
-      <w:r>
-        <w:rPr>
-          <w:lang w:val="zh_TW" w:bidi="zh_TW"/>
-        </w:rPr>
-      </w:r>
-      <w:hyperlink r:id="rId19">
-        <w:r>
-          <w:rPr>
-            <w:lang w:val="zh_TW" w:bidi="zh_TW"/>
-          </w:rPr>
-          <w:rPr>
-            <w:color w:val="0000EE"/>
-            <w:u w:val="single"/>
-          </w:rPr>
-          <w:t>撒母耳記下2:12–13</w:t>
-        </w:r>
-      </w:hyperlink>
-    </w:p>
-    <w:p>
-      <w:pPr>
-        <w:pStyle w:val="ListBullet"/>
-        <w:spacing w:line="240" w:lineRule="auto"/>
-        <w:ind w:left="720"/>
-      </w:pPr>
-      <w:r>
-        <w:rPr>
-          <w:lang w:val="zh_TW" w:bidi="zh_TW"/>
-        </w:rPr>
-      </w:r>
-      <w:hyperlink r:id="rId20">
-        <w:r>
-          <w:rPr>
-            <w:lang w:val="zh_TW" w:bidi="zh_TW"/>
-          </w:rPr>
-          <w:rPr>
-            <w:color w:val="0000EE"/>
-            <w:u w:val="single"/>
-          </w:rPr>
-          <w:t>約書亞記9:3–5</w:t>
-        </w:r>
-      </w:hyperlink>
+      <w:r>
+        <w:rPr>
+          <w:lang w:val="zh_TW" w:bidi="zh_TW"/>
+        </w:rPr>
+        <w:t>歷代志上8:29</w:t>
+      </w:r>
+    </w:p>
+    <w:p>
+      <w:pPr>
+        <w:pStyle w:val="ListBullet"/>
+        <w:spacing w:line="240" w:lineRule="auto"/>
+        <w:ind w:left="720"/>
+      </w:pPr>
+      <w:r>
+        <w:rPr>
+          <w:lang w:val="zh_TW" w:bidi="zh_TW"/>
+        </w:rPr>
+      </w:r>
+      <w:r>
+        <w:rPr>
+          <w:lang w:val="zh_TW" w:bidi="zh_TW"/>
+        </w:rPr>
+        <w:t>列王紀上3:4–5</w:t>
+      </w:r>
+    </w:p>
+    <w:p>
+      <w:pPr>
+        <w:pStyle w:val="ListBullet"/>
+        <w:spacing w:line="240" w:lineRule="auto"/>
+        <w:ind w:left="720"/>
+      </w:pPr>
+      <w:r>
+        <w:rPr>
+          <w:lang w:val="zh_TW" w:bidi="zh_TW"/>
+        </w:rPr>
+      </w:r>
+      <w:r>
+        <w:rPr>
+          <w:lang w:val="zh_TW" w:bidi="zh_TW"/>
+        </w:rPr>
+        <w:t>撒母耳記下2:12–13</w:t>
+      </w:r>
+    </w:p>
+    <w:p>
+      <w:pPr>
+        <w:pStyle w:val="ListBullet"/>
+        <w:spacing w:line="240" w:lineRule="auto"/>
+        <w:ind w:left="720"/>
+      </w:pPr>
+      <w:r>
+        <w:rPr>
+          <w:lang w:val="zh_TW" w:bidi="zh_TW"/>
+        </w:rPr>
+      </w:r>
+      <w:r>
+        <w:rPr>
+          <w:lang w:val="zh_TW" w:bidi="zh_TW"/>
+        </w:rPr>
+        <w:t>約書亞記9:3–5</w:t>
+      </w:r>
     </w:p>
     <w:p>
       <w:pPr>
@@ -1161,18 +1113,12 @@
           <w:lang w:val="zh_TW" w:bidi="zh_TW"/>
         </w:rPr>
       </w:r>
-      <w:hyperlink r:id="rId21">
-        <w:r>
-          <w:rPr>
-            <w:lang w:val="zh_TW" w:bidi="zh_TW"/>
-          </w:rPr>
-          <w:rPr>
-            <w:color w:val="0000EE"/>
-            <w:u w:val="single"/>
-          </w:rPr>
-          <w:t>雅歌1:5</w:t>
-        </w:r>
-      </w:hyperlink>
+      <w:r>
+        <w:rPr>
+          <w:lang w:val="zh_TW" w:bidi="zh_TW"/>
+        </w:rPr>
+        <w:t>雅歌1:5</w:t>
+      </w:r>
     </w:p>
     <w:p>
       <w:pPr>
@@ -1462,66 +1408,48 @@
           <w:lang w:val="zh_TW" w:bidi="zh_TW"/>
         </w:rPr>
       </w:r>
-      <w:hyperlink r:id="rId22">
-        <w:r>
-          <w:rPr>
-            <w:lang w:val="zh_TW" w:bidi="zh_TW"/>
-          </w:rPr>
-          <w:rPr>
-            <w:color w:val="0000EE"/>
-            <w:u w:val="single"/>
-          </w:rPr>
-          <w:t>歷代志上6:72</w:t>
-        </w:r>
-      </w:hyperlink>
-    </w:p>
-    <w:p>
-      <w:pPr>
-        <w:pStyle w:val="ListBullet"/>
-        <w:spacing w:line="240" w:lineRule="auto"/>
-        <w:ind w:left="720"/>
-      </w:pPr>
-      <w:r>
-        <w:rPr>
-          <w:lang w:val="zh_TW" w:bidi="zh_TW"/>
-        </w:rPr>
-      </w:r>
-      <w:hyperlink r:id="rId23">
-        <w:r>
-          <w:rPr>
-            <w:lang w:val="zh_TW" w:bidi="zh_TW"/>
-          </w:rPr>
-          <w:rPr>
-            <w:color w:val="0000EE"/>
-            <w:u w:val="single"/>
-          </w:rPr>
-          <w:t>約書亞記19:37</w:t>
-        </w:r>
-      </w:hyperlink>
-    </w:p>
-    <w:p>
-      <w:pPr>
-        <w:pStyle w:val="ListBullet"/>
-        <w:spacing w:line="240" w:lineRule="auto"/>
-        <w:ind w:left="720"/>
-      </w:pPr>
-      <w:r>
-        <w:rPr>
-          <w:lang w:val="zh_TW" w:bidi="zh_TW"/>
-        </w:rPr>
-      </w:r>
-      <w:hyperlink r:id="rId24">
-        <w:r>
-          <w:rPr>
-            <w:lang w:val="zh_TW" w:bidi="zh_TW"/>
-          </w:rPr>
-          <w:rPr>
-            <w:color w:val="0000EE"/>
-            <w:u w:val="single"/>
-          </w:rPr>
-          <w:t>士師記4:10</w:t>
-        </w:r>
-      </w:hyperlink>
+      <w:r>
+        <w:rPr>
+          <w:lang w:val="zh_TW" w:bidi="zh_TW"/>
+        </w:rPr>
+        <w:t>歷代志上6:72</w:t>
+      </w:r>
+    </w:p>
+    <w:p>
+      <w:pPr>
+        <w:pStyle w:val="ListBullet"/>
+        <w:spacing w:line="240" w:lineRule="auto"/>
+        <w:ind w:left="720"/>
+      </w:pPr>
+      <w:r>
+        <w:rPr>
+          <w:lang w:val="zh_TW" w:bidi="zh_TW"/>
+        </w:rPr>
+      </w:r>
+      <w:r>
+        <w:rPr>
+          <w:lang w:val="zh_TW" w:bidi="zh_TW"/>
+        </w:rPr>
+        <w:t>約書亞記19:37</w:t>
+      </w:r>
+    </w:p>
+    <w:p>
+      <w:pPr>
+        <w:pStyle w:val="ListBullet"/>
+        <w:spacing w:line="240" w:lineRule="auto"/>
+        <w:ind w:left="720"/>
+      </w:pPr>
+      <w:r>
+        <w:rPr>
+          <w:lang w:val="zh_TW" w:bidi="zh_TW"/>
+        </w:rPr>
+      </w:r>
+      <w:r>
+        <w:rPr>
+          <w:lang w:val="zh_TW" w:bidi="zh_TW"/>
+        </w:rPr>
+        <w:t>士師記4:10</w:t>
+      </w:r>
     </w:p>
     <w:p>
       <w:pPr>
@@ -1793,90 +1721,66 @@
           <w:lang w:val="zh_TW" w:bidi="zh_TW"/>
         </w:rPr>
       </w:r>
-      <w:hyperlink r:id="rId25">
-        <w:r>
-          <w:rPr>
-            <w:lang w:val="zh_TW" w:bidi="zh_TW"/>
-          </w:rPr>
-          <w:rPr>
-            <w:color w:val="0000EE"/>
-            <w:u w:val="single"/>
-          </w:rPr>
-          <w:t>希伯來書11:32–34</w:t>
-        </w:r>
-      </w:hyperlink>
-    </w:p>
-    <w:p>
-      <w:pPr>
-        <w:pStyle w:val="ListBullet"/>
-        <w:spacing w:line="240" w:lineRule="auto"/>
-        <w:ind w:left="720"/>
-      </w:pPr>
-      <w:r>
-        <w:rPr>
-          <w:lang w:val="zh_TW" w:bidi="zh_TW"/>
-        </w:rPr>
-      </w:r>
-      <w:hyperlink r:id="rId26">
-        <w:r>
-          <w:rPr>
-            <w:lang w:val="zh_TW" w:bidi="zh_TW"/>
-          </w:rPr>
-          <w:rPr>
-            <w:color w:val="0000EE"/>
-            <w:u w:val="single"/>
-          </w:rPr>
-          <w:t>士師記6:11</w:t>
-        </w:r>
-      </w:hyperlink>
-    </w:p>
-    <w:p>
-      <w:pPr>
-        <w:pStyle w:val="ListBullet"/>
-        <w:spacing w:line="240" w:lineRule="auto"/>
-        <w:ind w:left="720"/>
-      </w:pPr>
-      <w:r>
-        <w:rPr>
-          <w:lang w:val="zh_TW" w:bidi="zh_TW"/>
-        </w:rPr>
-      </w:r>
-      <w:hyperlink r:id="rId27">
-        <w:r>
-          <w:rPr>
-            <w:lang w:val="zh_TW" w:bidi="zh_TW"/>
-          </w:rPr>
-          <w:rPr>
-            <w:color w:val="0000EE"/>
-            <w:u w:val="single"/>
-          </w:rPr>
-          <w:t>士師記6:23</w:t>
-        </w:r>
-      </w:hyperlink>
-    </w:p>
-    <w:p>
-      <w:pPr>
-        <w:pStyle w:val="ListBullet"/>
-        <w:spacing w:line="240" w:lineRule="auto"/>
-        <w:ind w:left="720"/>
-      </w:pPr>
-      <w:r>
-        <w:rPr>
-          <w:lang w:val="zh_TW" w:bidi="zh_TW"/>
-        </w:rPr>
-      </w:r>
-      <w:hyperlink r:id="rId28">
-        <w:r>
-          <w:rPr>
-            <w:lang w:val="zh_TW" w:bidi="zh_TW"/>
-          </w:rPr>
-          <w:rPr>
-            <w:color w:val="0000EE"/>
-            <w:u w:val="single"/>
-          </w:rPr>
-          <w:t>士師記8:17</w:t>
-        </w:r>
-      </w:hyperlink>
+      <w:r>
+        <w:rPr>
+          <w:lang w:val="zh_TW" w:bidi="zh_TW"/>
+        </w:rPr>
+        <w:t>希伯來書11:32–34</w:t>
+      </w:r>
+    </w:p>
+    <w:p>
+      <w:pPr>
+        <w:pStyle w:val="ListBullet"/>
+        <w:spacing w:line="240" w:lineRule="auto"/>
+        <w:ind w:left="720"/>
+      </w:pPr>
+      <w:r>
+        <w:rPr>
+          <w:lang w:val="zh_TW" w:bidi="zh_TW"/>
+        </w:rPr>
+      </w:r>
+      <w:r>
+        <w:rPr>
+          <w:lang w:val="zh_TW" w:bidi="zh_TW"/>
+        </w:rPr>
+        <w:t>士師記6:11</w:t>
+      </w:r>
+    </w:p>
+    <w:p>
+      <w:pPr>
+        <w:pStyle w:val="ListBullet"/>
+        <w:spacing w:line="240" w:lineRule="auto"/>
+        <w:ind w:left="720"/>
+      </w:pPr>
+      <w:r>
+        <w:rPr>
+          <w:lang w:val="zh_TW" w:bidi="zh_TW"/>
+        </w:rPr>
+      </w:r>
+      <w:r>
+        <w:rPr>
+          <w:lang w:val="zh_TW" w:bidi="zh_TW"/>
+        </w:rPr>
+        <w:t>士師記6:23</w:t>
+      </w:r>
+    </w:p>
+    <w:p>
+      <w:pPr>
+        <w:pStyle w:val="ListBullet"/>
+        <w:spacing w:line="240" w:lineRule="auto"/>
+        <w:ind w:left="720"/>
+      </w:pPr>
+      <w:r>
+        <w:rPr>
+          <w:lang w:val="zh_TW" w:bidi="zh_TW"/>
+        </w:rPr>
+      </w:r>
+      <w:r>
+        <w:rPr>
+          <w:lang w:val="zh_TW" w:bidi="zh_TW"/>
+        </w:rPr>
+        <w:t>士師記8:17</w:t>
+      </w:r>
     </w:p>
     <w:p>
       <w:pPr>
@@ -2623,186 +2527,138 @@
           <w:lang w:val="zh_TW" w:bidi="zh_TW"/>
         </w:rPr>
       </w:r>
-      <w:hyperlink r:id="rId29">
-        <w:r>
-          <w:rPr>
-            <w:lang w:val="zh_TW" w:bidi="zh_TW"/>
-          </w:rPr>
-          <w:rPr>
-            <w:color w:val="0000EE"/>
-            <w:u w:val="single"/>
-          </w:rPr>
-          <w:t>約翰壹書5:1–3</w:t>
-        </w:r>
-      </w:hyperlink>
-    </w:p>
-    <w:p>
-      <w:pPr>
-        <w:pStyle w:val="ListBullet"/>
-        <w:spacing w:line="240" w:lineRule="auto"/>
-        <w:ind w:left="720"/>
-      </w:pPr>
-      <w:r>
-        <w:rPr>
-          <w:lang w:val="zh_TW" w:bidi="zh_TW"/>
-        </w:rPr>
-      </w:r>
-      <w:hyperlink r:id="rId30">
-        <w:r>
-          <w:rPr>
-            <w:lang w:val="zh_TW" w:bidi="zh_TW"/>
-          </w:rPr>
-          <w:rPr>
-            <w:color w:val="0000EE"/>
-            <w:u w:val="single"/>
-          </w:rPr>
-          <w:t>使徒行傳2:35</w:t>
-        </w:r>
-      </w:hyperlink>
-    </w:p>
-    <w:p>
-      <w:pPr>
-        <w:pStyle w:val="ListBullet"/>
-        <w:spacing w:line="240" w:lineRule="auto"/>
-        <w:ind w:left="720"/>
-      </w:pPr>
-      <w:r>
-        <w:rPr>
-          <w:lang w:val="zh_TW" w:bidi="zh_TW"/>
-        </w:rPr>
-      </w:r>
-      <w:hyperlink r:id="rId31">
-        <w:r>
-          <w:rPr>
-            <w:lang w:val="zh_TW" w:bidi="zh_TW"/>
-          </w:rPr>
-          <w:rPr>
-            <w:color w:val="0000EE"/>
-            <w:u w:val="single"/>
-          </w:rPr>
-          <w:t>使徒行傳5:40–42</w:t>
-        </w:r>
-      </w:hyperlink>
-    </w:p>
-    <w:p>
-      <w:pPr>
-        <w:pStyle w:val="ListBullet"/>
-        <w:spacing w:line="240" w:lineRule="auto"/>
-        <w:ind w:left="720"/>
-      </w:pPr>
-      <w:r>
-        <w:rPr>
-          <w:lang w:val="zh_TW" w:bidi="zh_TW"/>
-        </w:rPr>
-      </w:r>
-      <w:hyperlink r:id="rId32">
-        <w:r>
-          <w:rPr>
-            <w:lang w:val="zh_TW" w:bidi="zh_TW"/>
-          </w:rPr>
-          <w:rPr>
-            <w:color w:val="0000EE"/>
-            <w:u w:val="single"/>
-          </w:rPr>
-          <w:t>約翰福音1:40–42</w:t>
-        </w:r>
-      </w:hyperlink>
-    </w:p>
-    <w:p>
-      <w:pPr>
-        <w:pStyle w:val="ListBullet"/>
-        <w:spacing w:line="240" w:lineRule="auto"/>
-        <w:ind w:left="720"/>
-      </w:pPr>
-      <w:r>
-        <w:rPr>
-          <w:lang w:val="zh_TW" w:bidi="zh_TW"/>
-        </w:rPr>
-      </w:r>
-      <w:hyperlink r:id="rId33">
-        <w:r>
-          <w:rPr>
-            <w:lang w:val="zh_TW" w:bidi="zh_TW"/>
-          </w:rPr>
-          <w:rPr>
-            <w:color w:val="0000EE"/>
-            <w:u w:val="single"/>
-          </w:rPr>
-          <w:t>約翰福音3:27–28</w:t>
-        </w:r>
-      </w:hyperlink>
-    </w:p>
-    <w:p>
-      <w:pPr>
-        <w:pStyle w:val="ListBullet"/>
-        <w:spacing w:line="240" w:lineRule="auto"/>
-        <w:ind w:left="720"/>
-      </w:pPr>
-      <w:r>
-        <w:rPr>
-          <w:lang w:val="zh_TW" w:bidi="zh_TW"/>
-        </w:rPr>
-      </w:r>
-      <w:hyperlink r:id="rId34">
-        <w:r>
-          <w:rPr>
-            <w:lang w:val="zh_TW" w:bidi="zh_TW"/>
-          </w:rPr>
-          <w:rPr>
-            <w:color w:val="0000EE"/>
-            <w:u w:val="single"/>
-          </w:rPr>
-          <w:t>約翰福音4:25</w:t>
-        </w:r>
-      </w:hyperlink>
-    </w:p>
-    <w:p>
-      <w:pPr>
-        <w:pStyle w:val="ListBullet"/>
-        <w:spacing w:line="240" w:lineRule="auto"/>
-        <w:ind w:left="720"/>
-      </w:pPr>
-      <w:r>
-        <w:rPr>
-          <w:lang w:val="zh_TW" w:bidi="zh_TW"/>
-        </w:rPr>
-      </w:r>
-      <w:hyperlink r:id="rId35">
-        <w:r>
-          <w:rPr>
-            <w:lang w:val="zh_TW" w:bidi="zh_TW"/>
-          </w:rPr>
-          <w:rPr>
-            <w:color w:val="0000EE"/>
-            <w:u w:val="single"/>
-          </w:rPr>
-          <w:t>路加福音2:10–12</w:t>
-        </w:r>
-      </w:hyperlink>
-    </w:p>
-    <w:p>
-      <w:pPr>
-        <w:pStyle w:val="ListBullet"/>
-        <w:spacing w:line="240" w:lineRule="auto"/>
-        <w:ind w:left="720"/>
-      </w:pPr>
-      <w:r>
-        <w:rPr>
-          <w:lang w:val="zh_TW" w:bidi="zh_TW"/>
-        </w:rPr>
-      </w:r>
-      <w:hyperlink r:id="rId36">
-        <w:r>
-          <w:rPr>
-            <w:lang w:val="zh_TW" w:bidi="zh_TW"/>
-          </w:rPr>
-          <w:rPr>
-            <w:color w:val="0000EE"/>
-            <w:u w:val="single"/>
-          </w:rPr>
-          <w:t>馬太福音1:16</w:t>
-        </w:r>
-      </w:hyperlink>
+      <w:r>
+        <w:rPr>
+          <w:lang w:val="zh_TW" w:bidi="zh_TW"/>
+        </w:rPr>
+        <w:t>約翰壹書5:1–3</w:t>
+      </w:r>
+    </w:p>
+    <w:p>
+      <w:pPr>
+        <w:pStyle w:val="ListBullet"/>
+        <w:spacing w:line="240" w:lineRule="auto"/>
+        <w:ind w:left="720"/>
+      </w:pPr>
+      <w:r>
+        <w:rPr>
+          <w:lang w:val="zh_TW" w:bidi="zh_TW"/>
+        </w:rPr>
+      </w:r>
+      <w:r>
+        <w:rPr>
+          <w:lang w:val="zh_TW" w:bidi="zh_TW"/>
+        </w:rPr>
+        <w:t>使徒行傳2:35</w:t>
+      </w:r>
+    </w:p>
+    <w:p>
+      <w:pPr>
+        <w:pStyle w:val="ListBullet"/>
+        <w:spacing w:line="240" w:lineRule="auto"/>
+        <w:ind w:left="720"/>
+      </w:pPr>
+      <w:r>
+        <w:rPr>
+          <w:lang w:val="zh_TW" w:bidi="zh_TW"/>
+        </w:rPr>
+      </w:r>
+      <w:r>
+        <w:rPr>
+          <w:lang w:val="zh_TW" w:bidi="zh_TW"/>
+        </w:rPr>
+        <w:t>使徒行傳5:40–42</w:t>
+      </w:r>
+    </w:p>
+    <w:p>
+      <w:pPr>
+        <w:pStyle w:val="ListBullet"/>
+        <w:spacing w:line="240" w:lineRule="auto"/>
+        <w:ind w:left="720"/>
+      </w:pPr>
+      <w:r>
+        <w:rPr>
+          <w:lang w:val="zh_TW" w:bidi="zh_TW"/>
+        </w:rPr>
+      </w:r>
+      <w:r>
+        <w:rPr>
+          <w:lang w:val="zh_TW" w:bidi="zh_TW"/>
+        </w:rPr>
+        <w:t>約翰福音1:40–42</w:t>
+      </w:r>
+    </w:p>
+    <w:p>
+      <w:pPr>
+        <w:pStyle w:val="ListBullet"/>
+        <w:spacing w:line="240" w:lineRule="auto"/>
+        <w:ind w:left="720"/>
+      </w:pPr>
+      <w:r>
+        <w:rPr>
+          <w:lang w:val="zh_TW" w:bidi="zh_TW"/>
+        </w:rPr>
+      </w:r>
+      <w:r>
+        <w:rPr>
+          <w:lang w:val="zh_TW" w:bidi="zh_TW"/>
+        </w:rPr>
+        <w:t>約翰福音3:27–28</w:t>
+      </w:r>
+    </w:p>
+    <w:p>
+      <w:pPr>
+        <w:pStyle w:val="ListBullet"/>
+        <w:spacing w:line="240" w:lineRule="auto"/>
+        <w:ind w:left="720"/>
+      </w:pPr>
+      <w:r>
+        <w:rPr>
+          <w:lang w:val="zh_TW" w:bidi="zh_TW"/>
+        </w:rPr>
+      </w:r>
+      <w:r>
+        <w:rPr>
+          <w:lang w:val="zh_TW" w:bidi="zh_TW"/>
+        </w:rPr>
+        <w:t>約翰福音4:25</w:t>
+      </w:r>
+    </w:p>
+    <w:p>
+      <w:pPr>
+        <w:pStyle w:val="ListBullet"/>
+        <w:spacing w:line="240" w:lineRule="auto"/>
+        <w:ind w:left="720"/>
+      </w:pPr>
+      <w:r>
+        <w:rPr>
+          <w:lang w:val="zh_TW" w:bidi="zh_TW"/>
+        </w:rPr>
+      </w:r>
+      <w:r>
+        <w:rPr>
+          <w:lang w:val="zh_TW" w:bidi="zh_TW"/>
+        </w:rPr>
+        <w:t>路加福音2:10–12</w:t>
+      </w:r>
+    </w:p>
+    <w:p>
+      <w:pPr>
+        <w:pStyle w:val="ListBullet"/>
+        <w:spacing w:line="240" w:lineRule="auto"/>
+        <w:ind w:left="720"/>
+      </w:pPr>
+      <w:r>
+        <w:rPr>
+          <w:lang w:val="zh_TW" w:bidi="zh_TW"/>
+        </w:rPr>
+      </w:r>
+      <w:r>
+        <w:rPr>
+          <w:lang w:val="zh_TW" w:bidi="zh_TW"/>
+        </w:rPr>
+        <w:t>馬太福音1:16</w:t>
+      </w:r>
     </w:p>
     <w:p>
       <w:pPr>
@@ -3692,90 +3548,66 @@
           <w:lang w:val="zh_TW" w:bidi="zh_TW"/>
         </w:rPr>
       </w:r>
-      <w:hyperlink r:id="rId37">
-        <w:r>
-          <w:rPr>
-            <w:lang w:val="zh_TW" w:bidi="zh_TW"/>
-          </w:rPr>
-          <w:rPr>
-            <w:color w:val="0000EE"/>
-            <w:u w:val="single"/>
-          </w:rPr>
-          <w:t>哥林多前書6:7–8</w:t>
-        </w:r>
-      </w:hyperlink>
-    </w:p>
-    <w:p>
-      <w:pPr>
-        <w:pStyle w:val="ListBullet"/>
-        <w:spacing w:line="240" w:lineRule="auto"/>
-        <w:ind w:left="720"/>
-      </w:pPr>
-      <w:r>
-        <w:rPr>
-          <w:lang w:val="zh_TW" w:bidi="zh_TW"/>
-        </w:rPr>
-      </w:r>
-      <w:hyperlink r:id="rId38">
-        <w:r>
-          <w:rPr>
-            <w:lang w:val="zh_TW" w:bidi="zh_TW"/>
-          </w:rPr>
-          <w:rPr>
-            <w:color w:val="0000EE"/>
-            <w:u w:val="single"/>
-          </w:rPr>
-          <w:t>彼得前書4:16</w:t>
-        </w:r>
-      </w:hyperlink>
-    </w:p>
-    <w:p>
-      <w:pPr>
-        <w:pStyle w:val="ListBullet"/>
-        <w:spacing w:line="240" w:lineRule="auto"/>
-        <w:ind w:left="720"/>
-      </w:pPr>
-      <w:r>
-        <w:rPr>
-          <w:lang w:val="zh_TW" w:bidi="zh_TW"/>
-        </w:rPr>
-      </w:r>
-      <w:hyperlink r:id="rId39">
-        <w:r>
-          <w:rPr>
-            <w:lang w:val="zh_TW" w:bidi="zh_TW"/>
-          </w:rPr>
-          <w:rPr>
-            <w:color w:val="0000EE"/>
-            <w:u w:val="single"/>
-          </w:rPr>
-          <w:t>使徒行傳11:26</w:t>
-        </w:r>
-      </w:hyperlink>
-    </w:p>
-    <w:p>
-      <w:pPr>
-        <w:pStyle w:val="ListBullet"/>
-        <w:spacing w:line="240" w:lineRule="auto"/>
-        <w:ind w:left="720"/>
-      </w:pPr>
-      <w:r>
-        <w:rPr>
-          <w:lang w:val="zh_TW" w:bidi="zh_TW"/>
-        </w:rPr>
-      </w:r>
-      <w:hyperlink r:id="rId40">
-        <w:r>
-          <w:rPr>
-            <w:lang w:val="zh_TW" w:bidi="zh_TW"/>
-          </w:rPr>
-          <w:rPr>
-            <w:color w:val="0000EE"/>
-            <w:u w:val="single"/>
-          </w:rPr>
-          <w:t>使徒行傳26:28</w:t>
-        </w:r>
-      </w:hyperlink>
+      <w:r>
+        <w:rPr>
+          <w:lang w:val="zh_TW" w:bidi="zh_TW"/>
+        </w:rPr>
+        <w:t>哥林多前書6:7–8</w:t>
+      </w:r>
+    </w:p>
+    <w:p>
+      <w:pPr>
+        <w:pStyle w:val="ListBullet"/>
+        <w:spacing w:line="240" w:lineRule="auto"/>
+        <w:ind w:left="720"/>
+      </w:pPr>
+      <w:r>
+        <w:rPr>
+          <w:lang w:val="zh_TW" w:bidi="zh_TW"/>
+        </w:rPr>
+      </w:r>
+      <w:r>
+        <w:rPr>
+          <w:lang w:val="zh_TW" w:bidi="zh_TW"/>
+        </w:rPr>
+        <w:t>彼得前書4:16</w:t>
+      </w:r>
+    </w:p>
+    <w:p>
+      <w:pPr>
+        <w:pStyle w:val="ListBullet"/>
+        <w:spacing w:line="240" w:lineRule="auto"/>
+        <w:ind w:left="720"/>
+      </w:pPr>
+      <w:r>
+        <w:rPr>
+          <w:lang w:val="zh_TW" w:bidi="zh_TW"/>
+        </w:rPr>
+      </w:r>
+      <w:r>
+        <w:rPr>
+          <w:lang w:val="zh_TW" w:bidi="zh_TW"/>
+        </w:rPr>
+        <w:t>使徒行傳11:26</w:t>
+      </w:r>
+    </w:p>
+    <w:p>
+      <w:pPr>
+        <w:pStyle w:val="ListBullet"/>
+        <w:spacing w:line="240" w:lineRule="auto"/>
+        <w:ind w:left="720"/>
+      </w:pPr>
+      <w:r>
+        <w:rPr>
+          <w:lang w:val="zh_TW" w:bidi="zh_TW"/>
+        </w:rPr>
+      </w:r>
+      <w:r>
+        <w:rPr>
+          <w:lang w:val="zh_TW" w:bidi="zh_TW"/>
+        </w:rPr>
+        <w:t>使徒行傳26:28</w:t>
+      </w:r>
     </w:p>
     <w:p>
       <w:pPr>
@@ -4342,90 +4174,66 @@
           <w:lang w:val="zh_TW" w:bidi="zh_TW"/>
         </w:rPr>
       </w:r>
-      <w:hyperlink r:id="rId41">
-        <w:r>
-          <w:rPr>
-            <w:lang w:val="zh_TW" w:bidi="zh_TW"/>
-          </w:rPr>
-          <w:rPr>
-            <w:color w:val="0000EE"/>
-            <w:u w:val="single"/>
-          </w:rPr>
-          <w:t>歷代志下14:12–13</w:t>
-        </w:r>
-      </w:hyperlink>
-    </w:p>
-    <w:p>
-      <w:pPr>
-        <w:pStyle w:val="ListBullet"/>
-        <w:spacing w:line="240" w:lineRule="auto"/>
-        <w:ind w:left="720"/>
-      </w:pPr>
-      <w:r>
-        <w:rPr>
-          <w:lang w:val="zh_TW" w:bidi="zh_TW"/>
-        </w:rPr>
-      </w:r>
-      <w:hyperlink r:id="rId42">
-        <w:r>
-          <w:rPr>
-            <w:lang w:val="zh_TW" w:bidi="zh_TW"/>
-          </w:rPr>
-          <w:rPr>
-            <w:color w:val="0000EE"/>
-            <w:u w:val="single"/>
-          </w:rPr>
-          <w:t>創世記20:1–3</w:t>
-        </w:r>
-      </w:hyperlink>
-    </w:p>
-    <w:p>
-      <w:pPr>
-        <w:pStyle w:val="ListBullet"/>
-        <w:spacing w:line="240" w:lineRule="auto"/>
-        <w:ind w:left="720"/>
-      </w:pPr>
-      <w:r>
-        <w:rPr>
-          <w:lang w:val="zh_TW" w:bidi="zh_TW"/>
-        </w:rPr>
-      </w:r>
-      <w:hyperlink r:id="rId43">
-        <w:r>
-          <w:rPr>
-            <w:lang w:val="zh_TW" w:bidi="zh_TW"/>
-          </w:rPr>
-          <w:rPr>
-            <w:color w:val="0000EE"/>
-            <w:u w:val="single"/>
-          </w:rPr>
-          <w:t>創世記26:1</w:t>
-        </w:r>
-      </w:hyperlink>
-    </w:p>
-    <w:p>
-      <w:pPr>
-        <w:pStyle w:val="ListBullet"/>
-        <w:spacing w:line="240" w:lineRule="auto"/>
-        <w:ind w:left="720"/>
-      </w:pPr>
-      <w:r>
-        <w:rPr>
-          <w:lang w:val="zh_TW" w:bidi="zh_TW"/>
-        </w:rPr>
-      </w:r>
-      <w:hyperlink r:id="rId44">
-        <w:r>
-          <w:rPr>
-            <w:lang w:val="zh_TW" w:bidi="zh_TW"/>
-          </w:rPr>
-          <w:rPr>
-            <w:color w:val="0000EE"/>
-            <w:u w:val="single"/>
-          </w:rPr>
-          <w:t>創世記26:6</w:t>
-        </w:r>
-      </w:hyperlink>
+      <w:r>
+        <w:rPr>
+          <w:lang w:val="zh_TW" w:bidi="zh_TW"/>
+        </w:rPr>
+        <w:t>歷代志下14:12–13</w:t>
+      </w:r>
+    </w:p>
+    <w:p>
+      <w:pPr>
+        <w:pStyle w:val="ListBullet"/>
+        <w:spacing w:line="240" w:lineRule="auto"/>
+        <w:ind w:left="720"/>
+      </w:pPr>
+      <w:r>
+        <w:rPr>
+          <w:lang w:val="zh_TW" w:bidi="zh_TW"/>
+        </w:rPr>
+      </w:r>
+      <w:r>
+        <w:rPr>
+          <w:lang w:val="zh_TW" w:bidi="zh_TW"/>
+        </w:rPr>
+        <w:t>創世記20:1–3</w:t>
+      </w:r>
+    </w:p>
+    <w:p>
+      <w:pPr>
+        <w:pStyle w:val="ListBullet"/>
+        <w:spacing w:line="240" w:lineRule="auto"/>
+        <w:ind w:left="720"/>
+      </w:pPr>
+      <w:r>
+        <w:rPr>
+          <w:lang w:val="zh_TW" w:bidi="zh_TW"/>
+        </w:rPr>
+      </w:r>
+      <w:r>
+        <w:rPr>
+          <w:lang w:val="zh_TW" w:bidi="zh_TW"/>
+        </w:rPr>
+        <w:t>創世記26:1</w:t>
+      </w:r>
+    </w:p>
+    <w:p>
+      <w:pPr>
+        <w:pStyle w:val="ListBullet"/>
+        <w:spacing w:line="240" w:lineRule="auto"/>
+        <w:ind w:left="720"/>
+      </w:pPr>
+      <w:r>
+        <w:rPr>
+          <w:lang w:val="zh_TW" w:bidi="zh_TW"/>
+        </w:rPr>
+      </w:r>
+      <w:r>
+        <w:rPr>
+          <w:lang w:val="zh_TW" w:bidi="zh_TW"/>
+        </w:rPr>
+        <w:t>創世記26:6</w:t>
+      </w:r>
     </w:p>
     <w:p>
       <w:pPr>
@@ -4667,90 +4475,66 @@
           <w:lang w:val="zh_TW" w:bidi="zh_TW"/>
         </w:rPr>
       </w:r>
-      <w:hyperlink r:id="rId45">
-        <w:r>
-          <w:rPr>
-            <w:lang w:val="zh_TW" w:bidi="zh_TW"/>
-          </w:rPr>
-          <w:rPr>
-            <w:color w:val="0000EE"/>
-            <w:u w:val="single"/>
-          </w:rPr>
-          <w:t>使徒行傳6:8–9</w:t>
-        </w:r>
-      </w:hyperlink>
-    </w:p>
-    <w:p>
-      <w:pPr>
-        <w:pStyle w:val="ListBullet"/>
-        <w:spacing w:line="240" w:lineRule="auto"/>
-        <w:ind w:left="720"/>
-      </w:pPr>
-      <w:r>
-        <w:rPr>
-          <w:lang w:val="zh_TW" w:bidi="zh_TW"/>
-        </w:rPr>
-      </w:r>
-      <w:hyperlink r:id="rId46">
-        <w:r>
-          <w:rPr>
-            <w:lang w:val="zh_TW" w:bidi="zh_TW"/>
-          </w:rPr>
-          <w:rPr>
-            <w:color w:val="0000EE"/>
-            <w:u w:val="single"/>
-          </w:rPr>
-          <w:t>使徒行傳15:41</w:t>
-        </w:r>
-      </w:hyperlink>
-    </w:p>
-    <w:p>
-      <w:pPr>
-        <w:pStyle w:val="ListBullet"/>
-        <w:spacing w:line="240" w:lineRule="auto"/>
-        <w:ind w:left="720"/>
-      </w:pPr>
-      <w:r>
-        <w:rPr>
-          <w:lang w:val="zh_TW" w:bidi="zh_TW"/>
-        </w:rPr>
-      </w:r>
-      <w:hyperlink r:id="rId47">
-        <w:r>
-          <w:rPr>
-            <w:lang w:val="zh_TW" w:bidi="zh_TW"/>
-          </w:rPr>
-          <w:rPr>
-            <w:color w:val="0000EE"/>
-            <w:u w:val="single"/>
-          </w:rPr>
-          <w:t>使徒行傳27:3–6</w:t>
-        </w:r>
-      </w:hyperlink>
-    </w:p>
-    <w:p>
-      <w:pPr>
-        <w:pStyle w:val="ListBullet"/>
-        <w:spacing w:line="240" w:lineRule="auto"/>
-        <w:ind w:left="720"/>
-      </w:pPr>
-      <w:r>
-        <w:rPr>
-          <w:lang w:val="zh_TW" w:bidi="zh_TW"/>
-        </w:rPr>
-      </w:r>
-      <w:hyperlink r:id="rId48">
-        <w:r>
-          <w:rPr>
-            <w:lang w:val="zh_TW" w:bidi="zh_TW"/>
-          </w:rPr>
-          <w:rPr>
-            <w:color w:val="0000EE"/>
-            <w:u w:val="single"/>
-          </w:rPr>
-          <w:t>加拉太書1:21–24</w:t>
-        </w:r>
-      </w:hyperlink>
+      <w:r>
+        <w:rPr>
+          <w:lang w:val="zh_TW" w:bidi="zh_TW"/>
+        </w:rPr>
+        <w:t>使徒行傳6:8–9</w:t>
+      </w:r>
+    </w:p>
+    <w:p>
+      <w:pPr>
+        <w:pStyle w:val="ListBullet"/>
+        <w:spacing w:line="240" w:lineRule="auto"/>
+        <w:ind w:left="720"/>
+      </w:pPr>
+      <w:r>
+        <w:rPr>
+          <w:lang w:val="zh_TW" w:bidi="zh_TW"/>
+        </w:rPr>
+      </w:r>
+      <w:r>
+        <w:rPr>
+          <w:lang w:val="zh_TW" w:bidi="zh_TW"/>
+        </w:rPr>
+        <w:t>使徒行傳15:41</w:t>
+      </w:r>
+    </w:p>
+    <w:p>
+      <w:pPr>
+        <w:pStyle w:val="ListBullet"/>
+        <w:spacing w:line="240" w:lineRule="auto"/>
+        <w:ind w:left="720"/>
+      </w:pPr>
+      <w:r>
+        <w:rPr>
+          <w:lang w:val="zh_TW" w:bidi="zh_TW"/>
+        </w:rPr>
+      </w:r>
+      <w:r>
+        <w:rPr>
+          <w:lang w:val="zh_TW" w:bidi="zh_TW"/>
+        </w:rPr>
+        <w:t>使徒行傳27:3–6</w:t>
+      </w:r>
+    </w:p>
+    <w:p>
+      <w:pPr>
+        <w:pStyle w:val="ListBullet"/>
+        <w:spacing w:line="240" w:lineRule="auto"/>
+        <w:ind w:left="720"/>
+      </w:pPr>
+      <w:r>
+        <w:rPr>
+          <w:lang w:val="zh_TW" w:bidi="zh_TW"/>
+        </w:rPr>
+      </w:r>
+      <w:r>
+        <w:rPr>
+          <w:lang w:val="zh_TW" w:bidi="zh_TW"/>
+        </w:rPr>
+        <w:t>加拉太書1:21–24</w:t>
+      </w:r>
     </w:p>
     <w:p>
       <w:pPr>
@@ -4992,18 +4776,12 @@
           <w:lang w:val="zh_TW" w:bidi="zh_TW"/>
         </w:rPr>
       </w:r>
-      <w:hyperlink r:id="rId49">
-        <w:r>
-          <w:rPr>
-            <w:lang w:val="zh_TW" w:bidi="zh_TW"/>
-          </w:rPr>
-          <w:rPr>
-            <w:color w:val="0000EE"/>
-            <w:u w:val="single"/>
-          </w:rPr>
-          <w:t>西番雅書2:5</w:t>
-        </w:r>
-      </w:hyperlink>
+      <w:r>
+        <w:rPr>
+          <w:lang w:val="zh_TW" w:bidi="zh_TW"/>
+        </w:rPr>
+        <w:t>西番雅書2:5</w:t>
+      </w:r>
     </w:p>
     <w:p>
       <w:pPr>
@@ -5239,138 +5017,102 @@
           <w:lang w:val="zh_TW" w:bidi="zh_TW"/>
         </w:rPr>
       </w:r>
-      <w:hyperlink r:id="rId50">
-        <w:r>
-          <w:rPr>
-            <w:lang w:val="zh_TW" w:bidi="zh_TW"/>
-          </w:rPr>
-          <w:rPr>
-            <w:color w:val="0000EE"/>
-            <w:u w:val="single"/>
-          </w:rPr>
-          <w:t>歷代志上2:22</w:t>
-        </w:r>
-      </w:hyperlink>
-    </w:p>
-    <w:p>
-      <w:pPr>
-        <w:pStyle w:val="ListBullet"/>
-        <w:spacing w:line="240" w:lineRule="auto"/>
-        <w:ind w:left="720"/>
-      </w:pPr>
-      <w:r>
-        <w:rPr>
-          <w:lang w:val="zh_TW" w:bidi="zh_TW"/>
-        </w:rPr>
-      </w:r>
-      <w:hyperlink r:id="rId51">
-        <w:r>
-          <w:rPr>
-            <w:lang w:val="zh_TW" w:bidi="zh_TW"/>
-          </w:rPr>
-          <w:rPr>
-            <w:color w:val="0000EE"/>
-            <w:u w:val="single"/>
-          </w:rPr>
-          <w:t>撒母耳記上11:1</w:t>
-        </w:r>
-      </w:hyperlink>
-    </w:p>
-    <w:p>
-      <w:pPr>
-        <w:pStyle w:val="ListBullet"/>
-        <w:spacing w:line="240" w:lineRule="auto"/>
-        <w:ind w:left="720"/>
-      </w:pPr>
-      <w:r>
-        <w:rPr>
-          <w:lang w:val="zh_TW" w:bidi="zh_TW"/>
-        </w:rPr>
-      </w:r>
-      <w:hyperlink r:id="rId52">
-        <w:r>
-          <w:rPr>
-            <w:lang w:val="zh_TW" w:bidi="zh_TW"/>
-          </w:rPr>
-          <w:rPr>
-            <w:color w:val="0000EE"/>
-            <w:u w:val="single"/>
-          </w:rPr>
-          <w:t>阿摩司書1:3</w:t>
-        </w:r>
-      </w:hyperlink>
-    </w:p>
-    <w:p>
-      <w:pPr>
-        <w:pStyle w:val="ListBullet"/>
-        <w:spacing w:line="240" w:lineRule="auto"/>
-        <w:ind w:left="720"/>
-      </w:pPr>
-      <w:r>
-        <w:rPr>
-          <w:lang w:val="zh_TW" w:bidi="zh_TW"/>
-        </w:rPr>
-      </w:r>
-      <w:hyperlink r:id="rId53">
-        <w:r>
-          <w:rPr>
-            <w:lang w:val="zh_TW" w:bidi="zh_TW"/>
-          </w:rPr>
-          <w:rPr>
-            <w:color w:val="0000EE"/>
-            <w:u w:val="single"/>
-          </w:rPr>
-          <w:t>申命記2:36–37</w:t>
-        </w:r>
-      </w:hyperlink>
-    </w:p>
-    <w:p>
-      <w:pPr>
-        <w:pStyle w:val="ListBullet"/>
-        <w:spacing w:line="240" w:lineRule="auto"/>
-        <w:ind w:left="720"/>
-      </w:pPr>
-      <w:r>
-        <w:rPr>
-          <w:lang w:val="zh_TW" w:bidi="zh_TW"/>
-        </w:rPr>
-      </w:r>
-      <w:hyperlink r:id="rId54">
-        <w:r>
-          <w:rPr>
-            <w:lang w:val="zh_TW" w:bidi="zh_TW"/>
-          </w:rPr>
-          <w:rPr>
-            <w:color w:val="0000EE"/>
-            <w:u w:val="single"/>
-          </w:rPr>
-          <w:t>創世記31:21</w:t>
-        </w:r>
-      </w:hyperlink>
-    </w:p>
-    <w:p>
-      <w:pPr>
-        <w:pStyle w:val="ListBullet"/>
-        <w:spacing w:line="240" w:lineRule="auto"/>
-        <w:ind w:left="720"/>
-      </w:pPr>
-      <w:r>
-        <w:rPr>
-          <w:lang w:val="zh_TW" w:bidi="zh_TW"/>
-        </w:rPr>
-      </w:r>
-      <w:hyperlink r:id="rId55">
-        <w:r>
-          <w:rPr>
-            <w:lang w:val="zh_TW" w:bidi="zh_TW"/>
-          </w:rPr>
-          <w:rPr>
-            <w:color w:val="0000EE"/>
-            <w:u w:val="single"/>
-          </w:rPr>
-          <w:t>創世記37:25–26</w:t>
-        </w:r>
-      </w:hyperlink>
+      <w:r>
+        <w:rPr>
+          <w:lang w:val="zh_TW" w:bidi="zh_TW"/>
+        </w:rPr>
+        <w:t>歷代志上2:22</w:t>
+      </w:r>
+    </w:p>
+    <w:p>
+      <w:pPr>
+        <w:pStyle w:val="ListBullet"/>
+        <w:spacing w:line="240" w:lineRule="auto"/>
+        <w:ind w:left="720"/>
+      </w:pPr>
+      <w:r>
+        <w:rPr>
+          <w:lang w:val="zh_TW" w:bidi="zh_TW"/>
+        </w:rPr>
+      </w:r>
+      <w:r>
+        <w:rPr>
+          <w:lang w:val="zh_TW" w:bidi="zh_TW"/>
+        </w:rPr>
+        <w:t>撒母耳記上11:1</w:t>
+      </w:r>
+    </w:p>
+    <w:p>
+      <w:pPr>
+        <w:pStyle w:val="ListBullet"/>
+        <w:spacing w:line="240" w:lineRule="auto"/>
+        <w:ind w:left="720"/>
+      </w:pPr>
+      <w:r>
+        <w:rPr>
+          <w:lang w:val="zh_TW" w:bidi="zh_TW"/>
+        </w:rPr>
+      </w:r>
+      <w:r>
+        <w:rPr>
+          <w:lang w:val="zh_TW" w:bidi="zh_TW"/>
+        </w:rPr>
+        <w:t>阿摩司書1:3</w:t>
+      </w:r>
+    </w:p>
+    <w:p>
+      <w:pPr>
+        <w:pStyle w:val="ListBullet"/>
+        <w:spacing w:line="240" w:lineRule="auto"/>
+        <w:ind w:left="720"/>
+      </w:pPr>
+      <w:r>
+        <w:rPr>
+          <w:lang w:val="zh_TW" w:bidi="zh_TW"/>
+        </w:rPr>
+      </w:r>
+      <w:r>
+        <w:rPr>
+          <w:lang w:val="zh_TW" w:bidi="zh_TW"/>
+        </w:rPr>
+        <w:t>申命記2:36–37</w:t>
+      </w:r>
+    </w:p>
+    <w:p>
+      <w:pPr>
+        <w:pStyle w:val="ListBullet"/>
+        <w:spacing w:line="240" w:lineRule="auto"/>
+        <w:ind w:left="720"/>
+      </w:pPr>
+      <w:r>
+        <w:rPr>
+          <w:lang w:val="zh_TW" w:bidi="zh_TW"/>
+        </w:rPr>
+      </w:r>
+      <w:r>
+        <w:rPr>
+          <w:lang w:val="zh_TW" w:bidi="zh_TW"/>
+        </w:rPr>
+        <w:t>創世記31:21</w:t>
+      </w:r>
+    </w:p>
+    <w:p>
+      <w:pPr>
+        <w:pStyle w:val="ListBullet"/>
+        <w:spacing w:line="240" w:lineRule="auto"/>
+        <w:ind w:left="720"/>
+      </w:pPr>
+      <w:r>
+        <w:rPr>
+          <w:lang w:val="zh_TW" w:bidi="zh_TW"/>
+        </w:rPr>
+      </w:r>
+      <w:r>
+        <w:rPr>
+          <w:lang w:val="zh_TW" w:bidi="zh_TW"/>
+        </w:rPr>
+        <w:t>創世記37:25–26</w:t>
+      </w:r>
     </w:p>
     <w:p>
       <w:pPr>
@@ -5699,114 +5441,84 @@
           <w:lang w:val="zh_TW" w:bidi="zh_TW"/>
         </w:rPr>
       </w:r>
-      <w:hyperlink r:id="rId56">
-        <w:r>
-          <w:rPr>
-            <w:lang w:val="zh_TW" w:bidi="zh_TW"/>
-          </w:rPr>
-          <w:rPr>
-            <w:color w:val="0000EE"/>
-            <w:u w:val="single"/>
-          </w:rPr>
-          <w:t>歷代志上13:6</w:t>
-        </w:r>
-      </w:hyperlink>
-    </w:p>
-    <w:p>
-      <w:pPr>
-        <w:pStyle w:val="ListBullet"/>
-        <w:spacing w:line="240" w:lineRule="auto"/>
-        <w:ind w:left="720"/>
-      </w:pPr>
-      <w:r>
-        <w:rPr>
-          <w:lang w:val="zh_TW" w:bidi="zh_TW"/>
-        </w:rPr>
-      </w:r>
-      <w:hyperlink r:id="rId57">
-        <w:r>
-          <w:rPr>
-            <w:lang w:val="zh_TW" w:bidi="zh_TW"/>
-          </w:rPr>
-          <w:rPr>
-            <w:color w:val="0000EE"/>
-            <w:u w:val="single"/>
-          </w:rPr>
-          <w:t>列王紀上6:23–26</w:t>
-        </w:r>
-      </w:hyperlink>
-    </w:p>
-    <w:p>
-      <w:pPr>
-        <w:pStyle w:val="ListBullet"/>
-        <w:spacing w:line="240" w:lineRule="auto"/>
-        <w:ind w:left="720"/>
-      </w:pPr>
-      <w:r>
-        <w:rPr>
-          <w:lang w:val="zh_TW" w:bidi="zh_TW"/>
-        </w:rPr>
-      </w:r>
-      <w:hyperlink r:id="rId58">
-        <w:r>
-          <w:rPr>
-            <w:lang w:val="zh_TW" w:bidi="zh_TW"/>
-          </w:rPr>
-          <w:rPr>
-            <w:color w:val="0000EE"/>
-            <w:u w:val="single"/>
-          </w:rPr>
-          <w:t>出埃及記25:15–18</w:t>
-        </w:r>
-      </w:hyperlink>
-    </w:p>
-    <w:p>
-      <w:pPr>
-        <w:pStyle w:val="ListBullet"/>
-        <w:spacing w:line="240" w:lineRule="auto"/>
-        <w:ind w:left="720"/>
-      </w:pPr>
-      <w:r>
-        <w:rPr>
-          <w:lang w:val="zh_TW" w:bidi="zh_TW"/>
-        </w:rPr>
-      </w:r>
-      <w:hyperlink r:id="rId59">
-        <w:r>
-          <w:rPr>
-            <w:lang w:val="zh_TW" w:bidi="zh_TW"/>
-          </w:rPr>
-          <w:rPr>
-            <w:color w:val="0000EE"/>
-            <w:u w:val="single"/>
-          </w:rPr>
-          <w:t>以西結書9:3</w:t>
-        </w:r>
-      </w:hyperlink>
-    </w:p>
-    <w:p>
-      <w:pPr>
-        <w:pStyle w:val="ListBullet"/>
-        <w:spacing w:line="240" w:lineRule="auto"/>
-        <w:ind w:left="720"/>
-      </w:pPr>
-      <w:r>
-        <w:rPr>
-          <w:lang w:val="zh_TW" w:bidi="zh_TW"/>
-        </w:rPr>
-      </w:r>
-      <w:hyperlink r:id="rId60">
-        <w:r>
-          <w:rPr>
-            <w:lang w:val="zh_TW" w:bidi="zh_TW"/>
-          </w:rPr>
-          <w:rPr>
-            <w:color w:val="0000EE"/>
-            <w:u w:val="single"/>
-          </w:rPr>
-          <w:t>創世記3:22–24</w:t>
-        </w:r>
-      </w:hyperlink>
+      <w:r>
+        <w:rPr>
+          <w:lang w:val="zh_TW" w:bidi="zh_TW"/>
+        </w:rPr>
+        <w:t>歷代志上13:6</w:t>
+      </w:r>
+    </w:p>
+    <w:p>
+      <w:pPr>
+        <w:pStyle w:val="ListBullet"/>
+        <w:spacing w:line="240" w:lineRule="auto"/>
+        <w:ind w:left="720"/>
+      </w:pPr>
+      <w:r>
+        <w:rPr>
+          <w:lang w:val="zh_TW" w:bidi="zh_TW"/>
+        </w:rPr>
+      </w:r>
+      <w:r>
+        <w:rPr>
+          <w:lang w:val="zh_TW" w:bidi="zh_TW"/>
+        </w:rPr>
+        <w:t>列王紀上6:23–26</w:t>
+      </w:r>
+    </w:p>
+    <w:p>
+      <w:pPr>
+        <w:pStyle w:val="ListBullet"/>
+        <w:spacing w:line="240" w:lineRule="auto"/>
+        <w:ind w:left="720"/>
+      </w:pPr>
+      <w:r>
+        <w:rPr>
+          <w:lang w:val="zh_TW" w:bidi="zh_TW"/>
+        </w:rPr>
+      </w:r>
+      <w:r>
+        <w:rPr>
+          <w:lang w:val="zh_TW" w:bidi="zh_TW"/>
+        </w:rPr>
+        <w:t>出埃及記25:15–18</w:t>
+      </w:r>
+    </w:p>
+    <w:p>
+      <w:pPr>
+        <w:pStyle w:val="ListBullet"/>
+        <w:spacing w:line="240" w:lineRule="auto"/>
+        <w:ind w:left="720"/>
+      </w:pPr>
+      <w:r>
+        <w:rPr>
+          <w:lang w:val="zh_TW" w:bidi="zh_TW"/>
+        </w:rPr>
+      </w:r>
+      <w:r>
+        <w:rPr>
+          <w:lang w:val="zh_TW" w:bidi="zh_TW"/>
+        </w:rPr>
+        <w:t>以西結書9:3</w:t>
+      </w:r>
+    </w:p>
+    <w:p>
+      <w:pPr>
+        <w:pStyle w:val="ListBullet"/>
+        <w:spacing w:line="240" w:lineRule="auto"/>
+        <w:ind w:left="720"/>
+      </w:pPr>
+      <w:r>
+        <w:rPr>
+          <w:lang w:val="zh_TW" w:bidi="zh_TW"/>
+        </w:rPr>
+      </w:r>
+      <w:r>
+        <w:rPr>
+          <w:lang w:val="zh_TW" w:bidi="zh_TW"/>
+        </w:rPr>
+        <w:t>創世記3:22–24</w:t>
+      </w:r>
     </w:p>
     <w:p>
       <w:pPr>
@@ -6016,90 +5728,66 @@
           <w:lang w:val="zh_TW" w:bidi="zh_TW"/>
         </w:rPr>
       </w:r>
-      <w:hyperlink r:id="rId61">
-        <w:r>
-          <w:rPr>
-            <w:lang w:val="zh_TW" w:bidi="zh_TW"/>
-          </w:rPr>
-          <w:rPr>
-            <w:color w:val="0000EE"/>
-            <w:u w:val="single"/>
-          </w:rPr>
-          <w:t>歷代志上2:23</w:t>
-        </w:r>
-      </w:hyperlink>
-    </w:p>
-    <w:p>
-      <w:pPr>
-        <w:pStyle w:val="ListBullet"/>
-        <w:spacing w:line="240" w:lineRule="auto"/>
-        <w:ind w:left="720"/>
-      </w:pPr>
-      <w:r>
-        <w:rPr>
-          <w:lang w:val="zh_TW" w:bidi="zh_TW"/>
-        </w:rPr>
-      </w:r>
-      <w:hyperlink r:id="rId62">
-        <w:r>
-          <w:rPr>
-            <w:lang w:val="zh_TW" w:bidi="zh_TW"/>
-          </w:rPr>
-          <w:rPr>
-            <w:color w:val="0000EE"/>
-            <w:u w:val="single"/>
-          </w:rPr>
-          <w:t>撒母耳記下3:2–3</w:t>
-        </w:r>
-      </w:hyperlink>
-    </w:p>
-    <w:p>
-      <w:pPr>
-        <w:pStyle w:val="ListBullet"/>
-        <w:spacing w:line="240" w:lineRule="auto"/>
-        <w:ind w:left="720"/>
-      </w:pPr>
-      <w:r>
-        <w:rPr>
-          <w:lang w:val="zh_TW" w:bidi="zh_TW"/>
-        </w:rPr>
-      </w:r>
-      <w:hyperlink r:id="rId63">
-        <w:r>
-          <w:rPr>
-            <w:lang w:val="zh_TW" w:bidi="zh_TW"/>
-          </w:rPr>
-          <w:rPr>
-            <w:color w:val="0000EE"/>
-            <w:u w:val="single"/>
-          </w:rPr>
-          <w:t>申命記3:14</w:t>
-        </w:r>
-      </w:hyperlink>
-    </w:p>
-    <w:p>
-      <w:pPr>
-        <w:pStyle w:val="ListBullet"/>
-        <w:spacing w:line="240" w:lineRule="auto"/>
-        <w:ind w:left="720"/>
-      </w:pPr>
-      <w:r>
-        <w:rPr>
-          <w:lang w:val="zh_TW" w:bidi="zh_TW"/>
-        </w:rPr>
-      </w:r>
-      <w:hyperlink r:id="rId64">
-        <w:r>
-          <w:rPr>
-            <w:lang w:val="zh_TW" w:bidi="zh_TW"/>
-          </w:rPr>
-          <w:rPr>
-            <w:color w:val="0000EE"/>
-            <w:u w:val="single"/>
-          </w:rPr>
-          <w:t>約書亞記12:3–5</w:t>
-        </w:r>
-      </w:hyperlink>
+      <w:r>
+        <w:rPr>
+          <w:lang w:val="zh_TW" w:bidi="zh_TW"/>
+        </w:rPr>
+        <w:t>歷代志上2:23</w:t>
+      </w:r>
+    </w:p>
+    <w:p>
+      <w:pPr>
+        <w:pStyle w:val="ListBullet"/>
+        <w:spacing w:line="240" w:lineRule="auto"/>
+        <w:ind w:left="720"/>
+      </w:pPr>
+      <w:r>
+        <w:rPr>
+          <w:lang w:val="zh_TW" w:bidi="zh_TW"/>
+        </w:rPr>
+      </w:r>
+      <w:r>
+        <w:rPr>
+          <w:lang w:val="zh_TW" w:bidi="zh_TW"/>
+        </w:rPr>
+        <w:t>撒母耳記下3:2–3</w:t>
+      </w:r>
+    </w:p>
+    <w:p>
+      <w:pPr>
+        <w:pStyle w:val="ListBullet"/>
+        <w:spacing w:line="240" w:lineRule="auto"/>
+        <w:ind w:left="720"/>
+      </w:pPr>
+      <w:r>
+        <w:rPr>
+          <w:lang w:val="zh_TW" w:bidi="zh_TW"/>
+        </w:rPr>
+      </w:r>
+      <w:r>
+        <w:rPr>
+          <w:lang w:val="zh_TW" w:bidi="zh_TW"/>
+        </w:rPr>
+        <w:t>申命記3:14</w:t>
+      </w:r>
+    </w:p>
+    <w:p>
+      <w:pPr>
+        <w:pStyle w:val="ListBullet"/>
+        <w:spacing w:line="240" w:lineRule="auto"/>
+        <w:ind w:left="720"/>
+      </w:pPr>
+      <w:r>
+        <w:rPr>
+          <w:lang w:val="zh_TW" w:bidi="zh_TW"/>
+        </w:rPr>
+      </w:r>
+      <w:r>
+        <w:rPr>
+          <w:lang w:val="zh_TW" w:bidi="zh_TW"/>
+        </w:rPr>
+        <w:t>約書亞記12:3–5</w:t>
+      </w:r>
     </w:p>
     <w:p>
       <w:pPr>
@@ -6560,210 +6248,156 @@
           <w:lang w:val="zh_TW" w:bidi="zh_TW"/>
         </w:rPr>
       </w:r>
-      <w:hyperlink r:id="rId65">
-        <w:r>
-          <w:rPr>
-            <w:lang w:val="zh_TW" w:bidi="zh_TW"/>
-          </w:rPr>
-          <w:rPr>
-            <w:color w:val="0000EE"/>
-            <w:u w:val="single"/>
-          </w:rPr>
-          <w:t>使徒行傳2:18–19</w:t>
-        </w:r>
-      </w:hyperlink>
-    </w:p>
-    <w:p>
-      <w:pPr>
-        <w:pStyle w:val="ListBullet"/>
-        <w:spacing w:line="240" w:lineRule="auto"/>
-        <w:ind w:left="720"/>
-      </w:pPr>
-      <w:r>
-        <w:rPr>
-          <w:lang w:val="zh_TW" w:bidi="zh_TW"/>
-        </w:rPr>
-      </w:r>
-      <w:hyperlink r:id="rId66">
-        <w:r>
-          <w:rPr>
-            <w:lang w:val="zh_TW" w:bidi="zh_TW"/>
-          </w:rPr>
-          <w:rPr>
-            <w:color w:val="0000EE"/>
-            <w:u w:val="single"/>
-          </w:rPr>
-          <w:t>出埃及記4:8–9</w:t>
-        </w:r>
-      </w:hyperlink>
-    </w:p>
-    <w:p>
-      <w:pPr>
-        <w:pStyle w:val="ListBullet"/>
-        <w:spacing w:line="240" w:lineRule="auto"/>
-        <w:ind w:left="720"/>
-      </w:pPr>
-      <w:r>
-        <w:rPr>
-          <w:lang w:val="zh_TW" w:bidi="zh_TW"/>
-        </w:rPr>
-      </w:r>
-      <w:hyperlink r:id="rId67">
-        <w:r>
-          <w:rPr>
-            <w:lang w:val="zh_TW" w:bidi="zh_TW"/>
-          </w:rPr>
-          <w:rPr>
-            <w:color w:val="0000EE"/>
-            <w:u w:val="single"/>
-          </w:rPr>
-          <w:t>出埃及記31:12–15</w:t>
-        </w:r>
-      </w:hyperlink>
-    </w:p>
-    <w:p>
-      <w:pPr>
-        <w:pStyle w:val="ListBullet"/>
-        <w:spacing w:line="240" w:lineRule="auto"/>
-        <w:ind w:left="720"/>
-      </w:pPr>
-      <w:r>
-        <w:rPr>
-          <w:lang w:val="zh_TW" w:bidi="zh_TW"/>
-        </w:rPr>
-      </w:r>
-      <w:hyperlink r:id="rId68">
-        <w:r>
-          <w:rPr>
-            <w:lang w:val="zh_TW" w:bidi="zh_TW"/>
-          </w:rPr>
-          <w:rPr>
-            <w:color w:val="0000EE"/>
-            <w:u w:val="single"/>
-          </w:rPr>
-          <w:t>創世記1:14</w:t>
-        </w:r>
-      </w:hyperlink>
-    </w:p>
-    <w:p>
-      <w:pPr>
-        <w:pStyle w:val="ListBullet"/>
-        <w:spacing w:line="240" w:lineRule="auto"/>
-        <w:ind w:left="720"/>
-      </w:pPr>
-      <w:r>
-        <w:rPr>
-          <w:lang w:val="zh_TW" w:bidi="zh_TW"/>
-        </w:rPr>
-      </w:r>
-      <w:hyperlink r:id="rId69">
-        <w:r>
-          <w:rPr>
-            <w:lang w:val="zh_TW" w:bidi="zh_TW"/>
-          </w:rPr>
-          <w:rPr>
-            <w:color w:val="0000EE"/>
-            <w:u w:val="single"/>
-          </w:rPr>
-          <w:t>創世記9:12</w:t>
-        </w:r>
-      </w:hyperlink>
-    </w:p>
-    <w:p>
-      <w:pPr>
-        <w:pStyle w:val="ListBullet"/>
-        <w:spacing w:line="240" w:lineRule="auto"/>
-        <w:ind w:left="720"/>
-      </w:pPr>
-      <w:r>
-        <w:rPr>
-          <w:lang w:val="zh_TW" w:bidi="zh_TW"/>
-        </w:rPr>
-      </w:r>
-      <w:hyperlink r:id="rId70">
-        <w:r>
-          <w:rPr>
-            <w:lang w:val="zh_TW" w:bidi="zh_TW"/>
-          </w:rPr>
-          <w:rPr>
-            <w:color w:val="0000EE"/>
-            <w:u w:val="single"/>
-          </w:rPr>
-          <w:t>約翰福音2:18</w:t>
-        </w:r>
-      </w:hyperlink>
-    </w:p>
-    <w:p>
-      <w:pPr>
-        <w:pStyle w:val="ListBullet"/>
-        <w:spacing w:line="240" w:lineRule="auto"/>
-        <w:ind w:left="720"/>
-      </w:pPr>
-      <w:r>
-        <w:rPr>
-          <w:lang w:val="zh_TW" w:bidi="zh_TW"/>
-        </w:rPr>
-      </w:r>
-      <w:hyperlink r:id="rId71">
-        <w:r>
-          <w:rPr>
-            <w:lang w:val="zh_TW" w:bidi="zh_TW"/>
-          </w:rPr>
-          <w:rPr>
-            <w:color w:val="0000EE"/>
-            <w:u w:val="single"/>
-          </w:rPr>
-          <w:t>路加福音2:12</w:t>
-        </w:r>
-      </w:hyperlink>
-    </w:p>
-    <w:p>
-      <w:pPr>
-        <w:pStyle w:val="ListBullet"/>
-        <w:spacing w:line="240" w:lineRule="auto"/>
-        <w:ind w:left="720"/>
-      </w:pPr>
-      <w:r>
-        <w:rPr>
-          <w:lang w:val="zh_TW" w:bidi="zh_TW"/>
-        </w:rPr>
-      </w:r>
-      <w:hyperlink r:id="rId72">
-        <w:r>
-          <w:rPr>
-            <w:lang w:val="zh_TW" w:bidi="zh_TW"/>
-          </w:rPr>
-          <w:rPr>
-            <w:color w:val="0000EE"/>
-            <w:u w:val="single"/>
-          </w:rPr>
-          <w:t>馬可福音8:12</w:t>
-        </w:r>
-      </w:hyperlink>
-    </w:p>
-    <w:p>
-      <w:pPr>
-        <w:pStyle w:val="ListBullet"/>
-        <w:spacing w:line="240" w:lineRule="auto"/>
-        <w:ind w:left="720"/>
-      </w:pPr>
-      <w:r>
-        <w:rPr>
-          <w:lang w:val="zh_TW" w:bidi="zh_TW"/>
-        </w:rPr>
-      </w:r>
-      <w:hyperlink r:id="rId73">
-        <w:r>
-          <w:rPr>
-            <w:lang w:val="zh_TW" w:bidi="zh_TW"/>
-          </w:rPr>
-          <w:rPr>
-            <w:color w:val="0000EE"/>
-            <w:u w:val="single"/>
-          </w:rPr>
-          <w:t>詩篇89:5–6</w:t>
-        </w:r>
-      </w:hyperlink>
+      <w:r>
+        <w:rPr>
+          <w:lang w:val="zh_TW" w:bidi="zh_TW"/>
+        </w:rPr>
+        <w:t>使徒行傳2:18–19</w:t>
+      </w:r>
+    </w:p>
+    <w:p>
+      <w:pPr>
+        <w:pStyle w:val="ListBullet"/>
+        <w:spacing w:line="240" w:lineRule="auto"/>
+        <w:ind w:left="720"/>
+      </w:pPr>
+      <w:r>
+        <w:rPr>
+          <w:lang w:val="zh_TW" w:bidi="zh_TW"/>
+        </w:rPr>
+      </w:r>
+      <w:r>
+        <w:rPr>
+          <w:lang w:val="zh_TW" w:bidi="zh_TW"/>
+        </w:rPr>
+        <w:t>出埃及記4:8–9</w:t>
+      </w:r>
+    </w:p>
+    <w:p>
+      <w:pPr>
+        <w:pStyle w:val="ListBullet"/>
+        <w:spacing w:line="240" w:lineRule="auto"/>
+        <w:ind w:left="720"/>
+      </w:pPr>
+      <w:r>
+        <w:rPr>
+          <w:lang w:val="zh_TW" w:bidi="zh_TW"/>
+        </w:rPr>
+      </w:r>
+      <w:r>
+        <w:rPr>
+          <w:lang w:val="zh_TW" w:bidi="zh_TW"/>
+        </w:rPr>
+        <w:t>出埃及記31:12–15</w:t>
+      </w:r>
+    </w:p>
+    <w:p>
+      <w:pPr>
+        <w:pStyle w:val="ListBullet"/>
+        <w:spacing w:line="240" w:lineRule="auto"/>
+        <w:ind w:left="720"/>
+      </w:pPr>
+      <w:r>
+        <w:rPr>
+          <w:lang w:val="zh_TW" w:bidi="zh_TW"/>
+        </w:rPr>
+      </w:r>
+      <w:r>
+        <w:rPr>
+          <w:lang w:val="zh_TW" w:bidi="zh_TW"/>
+        </w:rPr>
+        <w:t>創世記1:14</w:t>
+      </w:r>
+    </w:p>
+    <w:p>
+      <w:pPr>
+        <w:pStyle w:val="ListBullet"/>
+        <w:spacing w:line="240" w:lineRule="auto"/>
+        <w:ind w:left="720"/>
+      </w:pPr>
+      <w:r>
+        <w:rPr>
+          <w:lang w:val="zh_TW" w:bidi="zh_TW"/>
+        </w:rPr>
+      </w:r>
+      <w:r>
+        <w:rPr>
+          <w:lang w:val="zh_TW" w:bidi="zh_TW"/>
+        </w:rPr>
+        <w:t>創世記9:12</w:t>
+      </w:r>
+    </w:p>
+    <w:p>
+      <w:pPr>
+        <w:pStyle w:val="ListBullet"/>
+        <w:spacing w:line="240" w:lineRule="auto"/>
+        <w:ind w:left="720"/>
+      </w:pPr>
+      <w:r>
+        <w:rPr>
+          <w:lang w:val="zh_TW" w:bidi="zh_TW"/>
+        </w:rPr>
+      </w:r>
+      <w:r>
+        <w:rPr>
+          <w:lang w:val="zh_TW" w:bidi="zh_TW"/>
+        </w:rPr>
+        <w:t>約翰福音2:18</w:t>
+      </w:r>
+    </w:p>
+    <w:p>
+      <w:pPr>
+        <w:pStyle w:val="ListBullet"/>
+        <w:spacing w:line="240" w:lineRule="auto"/>
+        <w:ind w:left="720"/>
+      </w:pPr>
+      <w:r>
+        <w:rPr>
+          <w:lang w:val="zh_TW" w:bidi="zh_TW"/>
+        </w:rPr>
+      </w:r>
+      <w:r>
+        <w:rPr>
+          <w:lang w:val="zh_TW" w:bidi="zh_TW"/>
+        </w:rPr>
+        <w:t>路加福音2:12</w:t>
+      </w:r>
+    </w:p>
+    <w:p>
+      <w:pPr>
+        <w:pStyle w:val="ListBullet"/>
+        <w:spacing w:line="240" w:lineRule="auto"/>
+        <w:ind w:left="720"/>
+      </w:pPr>
+      <w:r>
+        <w:rPr>
+          <w:lang w:val="zh_TW" w:bidi="zh_TW"/>
+        </w:rPr>
+      </w:r>
+      <w:r>
+        <w:rPr>
+          <w:lang w:val="zh_TW" w:bidi="zh_TW"/>
+        </w:rPr>
+        <w:t>馬可福音8:12</w:t>
+      </w:r>
+    </w:p>
+    <w:p>
+      <w:pPr>
+        <w:pStyle w:val="ListBullet"/>
+        <w:spacing w:line="240" w:lineRule="auto"/>
+        <w:ind w:left="720"/>
+      </w:pPr>
+      <w:r>
+        <w:rPr>
+          <w:lang w:val="zh_TW" w:bidi="zh_TW"/>
+        </w:rPr>
+      </w:r>
+      <w:r>
+        <w:rPr>
+          <w:lang w:val="zh_TW" w:bidi="zh_TW"/>
+        </w:rPr>
+        <w:t>詩篇89:5–6</w:t>
+      </w:r>
     </w:p>
     <w:p>
       <w:pPr>
@@ -6947,162 +6581,120 @@
           <w:lang w:val="zh_TW" w:bidi="zh_TW"/>
         </w:rPr>
       </w:r>
-      <w:hyperlink r:id="rId74">
-        <w:r>
-          <w:rPr>
-            <w:lang w:val="zh_TW" w:bidi="zh_TW"/>
-          </w:rPr>
-          <w:rPr>
-            <w:color w:val="0000EE"/>
-            <w:u w:val="single"/>
-          </w:rPr>
-          <w:t>歷代志上21:11–12</w:t>
-        </w:r>
-      </w:hyperlink>
-    </w:p>
-    <w:p>
-      <w:pPr>
-        <w:pStyle w:val="ListBullet"/>
-        <w:spacing w:line="240" w:lineRule="auto"/>
-        <w:ind w:left="720"/>
-      </w:pPr>
-      <w:r>
-        <w:rPr>
-          <w:lang w:val="zh_TW" w:bidi="zh_TW"/>
-        </w:rPr>
-      </w:r>
-      <w:hyperlink r:id="rId75">
-        <w:r>
-          <w:rPr>
-            <w:lang w:val="zh_TW" w:bidi="zh_TW"/>
-          </w:rPr>
-          <w:rPr>
-            <w:color w:val="0000EE"/>
-            <w:u w:val="single"/>
-          </w:rPr>
-          <w:t>使徒行傳7:11</w:t>
-        </w:r>
-      </w:hyperlink>
-    </w:p>
-    <w:p>
-      <w:pPr>
-        <w:pStyle w:val="ListBullet"/>
-        <w:spacing w:line="240" w:lineRule="auto"/>
-        <w:ind w:left="720"/>
-      </w:pPr>
-      <w:r>
-        <w:rPr>
-          <w:lang w:val="zh_TW" w:bidi="zh_TW"/>
-        </w:rPr>
-      </w:r>
-      <w:hyperlink r:id="rId76">
-        <w:r>
-          <w:rPr>
-            <w:lang w:val="zh_TW" w:bidi="zh_TW"/>
-          </w:rPr>
-          <w:rPr>
-            <w:color w:val="0000EE"/>
-            <w:u w:val="single"/>
-          </w:rPr>
-          <w:t>創世記12:10</w:t>
-        </w:r>
-      </w:hyperlink>
-    </w:p>
-    <w:p>
-      <w:pPr>
-        <w:pStyle w:val="ListBullet"/>
-        <w:spacing w:line="240" w:lineRule="auto"/>
-        <w:ind w:left="720"/>
-      </w:pPr>
-      <w:r>
-        <w:rPr>
-          <w:lang w:val="zh_TW" w:bidi="zh_TW"/>
-        </w:rPr>
-      </w:r>
-      <w:hyperlink r:id="rId77">
-        <w:r>
-          <w:rPr>
-            <w:lang w:val="zh_TW" w:bidi="zh_TW"/>
-          </w:rPr>
-          <w:rPr>
-            <w:color w:val="0000EE"/>
-            <w:u w:val="single"/>
-          </w:rPr>
-          <w:t>創世記45:6</w:t>
-        </w:r>
-      </w:hyperlink>
-    </w:p>
-    <w:p>
-      <w:pPr>
-        <w:pStyle w:val="ListBullet"/>
-        <w:spacing w:line="240" w:lineRule="auto"/>
-        <w:ind w:left="720"/>
-      </w:pPr>
-      <w:r>
-        <w:rPr>
-          <w:lang w:val="zh_TW" w:bidi="zh_TW"/>
-        </w:rPr>
-      </w:r>
-      <w:hyperlink r:id="rId78">
-        <w:r>
-          <w:rPr>
-            <w:lang w:val="zh_TW" w:bidi="zh_TW"/>
-          </w:rPr>
-          <w:rPr>
-            <w:color w:val="0000EE"/>
-            <w:u w:val="single"/>
-          </w:rPr>
-          <w:t>耶利米書11:21–23</w:t>
-        </w:r>
-      </w:hyperlink>
-    </w:p>
-    <w:p>
-      <w:pPr>
-        <w:pStyle w:val="ListBullet"/>
-        <w:spacing w:line="240" w:lineRule="auto"/>
-        <w:ind w:left="720"/>
-      </w:pPr>
-      <w:r>
-        <w:rPr>
-          <w:lang w:val="zh_TW" w:bidi="zh_TW"/>
-        </w:rPr>
-      </w:r>
-      <w:hyperlink r:id="rId79">
-        <w:r>
-          <w:rPr>
-            <w:lang w:val="zh_TW" w:bidi="zh_TW"/>
-          </w:rPr>
-          <w:rPr>
-            <w:color w:val="0000EE"/>
-            <w:u w:val="single"/>
-          </w:rPr>
-          <w:t>路加福音4:25</w:t>
-        </w:r>
-      </w:hyperlink>
-    </w:p>
-    <w:p>
-      <w:pPr>
-        <w:pStyle w:val="ListBullet"/>
-        <w:spacing w:line="240" w:lineRule="auto"/>
-        <w:ind w:left="720"/>
-      </w:pPr>
-      <w:r>
-        <w:rPr>
-          <w:lang w:val="zh_TW" w:bidi="zh_TW"/>
-        </w:rPr>
-      </w:r>
-      <w:hyperlink r:id="rId80">
-        <w:r>
-          <w:rPr>
-            <w:lang w:val="zh_TW" w:bidi="zh_TW"/>
-          </w:rPr>
-          <w:rPr>
-            <w:color w:val="0000EE"/>
-            <w:u w:val="single"/>
-          </w:rPr>
-          <w:t>馬太福音24:8</w:t>
-        </w:r>
-      </w:hyperlink>
+      <w:r>
+        <w:rPr>
+          <w:lang w:val="zh_TW" w:bidi="zh_TW"/>
+        </w:rPr>
+        <w:t>歷代志上21:11–12</w:t>
+      </w:r>
+    </w:p>
+    <w:p>
+      <w:pPr>
+        <w:pStyle w:val="ListBullet"/>
+        <w:spacing w:line="240" w:lineRule="auto"/>
+        <w:ind w:left="720"/>
+      </w:pPr>
+      <w:r>
+        <w:rPr>
+          <w:lang w:val="zh_TW" w:bidi="zh_TW"/>
+        </w:rPr>
+      </w:r>
+      <w:r>
+        <w:rPr>
+          <w:lang w:val="zh_TW" w:bidi="zh_TW"/>
+        </w:rPr>
+        <w:t>使徒行傳7:11</w:t>
+      </w:r>
+    </w:p>
+    <w:p>
+      <w:pPr>
+        <w:pStyle w:val="ListBullet"/>
+        <w:spacing w:line="240" w:lineRule="auto"/>
+        <w:ind w:left="720"/>
+      </w:pPr>
+      <w:r>
+        <w:rPr>
+          <w:lang w:val="zh_TW" w:bidi="zh_TW"/>
+        </w:rPr>
+      </w:r>
+      <w:r>
+        <w:rPr>
+          <w:lang w:val="zh_TW" w:bidi="zh_TW"/>
+        </w:rPr>
+        <w:t>創世記12:10</w:t>
+      </w:r>
+    </w:p>
+    <w:p>
+      <w:pPr>
+        <w:pStyle w:val="ListBullet"/>
+        <w:spacing w:line="240" w:lineRule="auto"/>
+        <w:ind w:left="720"/>
+      </w:pPr>
+      <w:r>
+        <w:rPr>
+          <w:lang w:val="zh_TW" w:bidi="zh_TW"/>
+        </w:rPr>
+      </w:r>
+      <w:r>
+        <w:rPr>
+          <w:lang w:val="zh_TW" w:bidi="zh_TW"/>
+        </w:rPr>
+        <w:t>創世記45:6</w:t>
+      </w:r>
+    </w:p>
+    <w:p>
+      <w:pPr>
+        <w:pStyle w:val="ListBullet"/>
+        <w:spacing w:line="240" w:lineRule="auto"/>
+        <w:ind w:left="720"/>
+      </w:pPr>
+      <w:r>
+        <w:rPr>
+          <w:lang w:val="zh_TW" w:bidi="zh_TW"/>
+        </w:rPr>
+      </w:r>
+      <w:r>
+        <w:rPr>
+          <w:lang w:val="zh_TW" w:bidi="zh_TW"/>
+        </w:rPr>
+        <w:t>耶利米書11:21–23</w:t>
+      </w:r>
+    </w:p>
+    <w:p>
+      <w:pPr>
+        <w:pStyle w:val="ListBullet"/>
+        <w:spacing w:line="240" w:lineRule="auto"/>
+        <w:ind w:left="720"/>
+      </w:pPr>
+      <w:r>
+        <w:rPr>
+          <w:lang w:val="zh_TW" w:bidi="zh_TW"/>
+        </w:rPr>
+      </w:r>
+      <w:r>
+        <w:rPr>
+          <w:lang w:val="zh_TW" w:bidi="zh_TW"/>
+        </w:rPr>
+        <w:t>路加福音4:25</w:t>
+      </w:r>
+    </w:p>
+    <w:p>
+      <w:pPr>
+        <w:pStyle w:val="ListBullet"/>
+        <w:spacing w:line="240" w:lineRule="auto"/>
+        <w:ind w:left="720"/>
+      </w:pPr>
+      <w:r>
+        <w:rPr>
+          <w:lang w:val="zh_TW" w:bidi="zh_TW"/>
+        </w:rPr>
+      </w:r>
+      <w:r>
+        <w:rPr>
+          <w:lang w:val="zh_TW" w:bidi="zh_TW"/>
+        </w:rPr>
+        <w:t>馬太福音24:8</w:t>
+      </w:r>
     </w:p>
     <w:p>
       <w:pPr>
@@ -7380,90 +6972,66 @@
           <w:lang w:val="zh_TW" w:bidi="zh_TW"/>
         </w:rPr>
       </w:r>
-      <w:hyperlink r:id="rId81">
-        <w:r>
-          <w:rPr>
-            <w:lang w:val="zh_TW" w:bidi="zh_TW"/>
-          </w:rPr>
-          <w:rPr>
-            <w:color w:val="0000EE"/>
-            <w:u w:val="single"/>
-          </w:rPr>
-          <w:t>撒母耳記上7:15–17</w:t>
-        </w:r>
-      </w:hyperlink>
-    </w:p>
-    <w:p>
-      <w:pPr>
-        <w:pStyle w:val="ListBullet"/>
-        <w:spacing w:line="240" w:lineRule="auto"/>
-        <w:ind w:left="720"/>
-      </w:pPr>
-      <w:r>
-        <w:rPr>
-          <w:lang w:val="zh_TW" w:bidi="zh_TW"/>
-        </w:rPr>
-      </w:r>
-      <w:hyperlink r:id="rId82">
-        <w:r>
-          <w:rPr>
-            <w:lang w:val="zh_TW" w:bidi="zh_TW"/>
-          </w:rPr>
-          <w:rPr>
-            <w:color w:val="0000EE"/>
-            <w:u w:val="single"/>
-          </w:rPr>
-          <w:t>列王紀下2:1–2</w:t>
-        </w:r>
-      </w:hyperlink>
-    </w:p>
-    <w:p>
-      <w:pPr>
-        <w:pStyle w:val="ListBullet"/>
-        <w:spacing w:line="240" w:lineRule="auto"/>
-        <w:ind w:left="720"/>
-      </w:pPr>
-      <w:r>
-        <w:rPr>
-          <w:lang w:val="zh_TW" w:bidi="zh_TW"/>
-        </w:rPr>
-      </w:r>
-      <w:hyperlink r:id="rId83">
-        <w:r>
-          <w:rPr>
-            <w:lang w:val="zh_TW" w:bidi="zh_TW"/>
-          </w:rPr>
-          <w:rPr>
-            <w:color w:val="0000EE"/>
-            <w:u w:val="single"/>
-          </w:rPr>
-          <w:t>何西阿書4:15</w:t>
-        </w:r>
-      </w:hyperlink>
-    </w:p>
-    <w:p>
-      <w:pPr>
-        <w:pStyle w:val="ListBullet"/>
-        <w:spacing w:line="240" w:lineRule="auto"/>
-        <w:ind w:left="720"/>
-      </w:pPr>
-      <w:r>
-        <w:rPr>
-          <w:lang w:val="zh_TW" w:bidi="zh_TW"/>
-        </w:rPr>
-      </w:r>
-      <w:hyperlink r:id="rId84">
-        <w:r>
-          <w:rPr>
-            <w:lang w:val="zh_TW" w:bidi="zh_TW"/>
-          </w:rPr>
-          <w:rPr>
-            <w:color w:val="0000EE"/>
-            <w:u w:val="single"/>
-          </w:rPr>
-          <w:t>士師記2:1</w:t>
-        </w:r>
-      </w:hyperlink>
+      <w:r>
+        <w:rPr>
+          <w:lang w:val="zh_TW" w:bidi="zh_TW"/>
+        </w:rPr>
+        <w:t>撒母耳記上7:15–17</w:t>
+      </w:r>
+    </w:p>
+    <w:p>
+      <w:pPr>
+        <w:pStyle w:val="ListBullet"/>
+        <w:spacing w:line="240" w:lineRule="auto"/>
+        <w:ind w:left="720"/>
+      </w:pPr>
+      <w:r>
+        <w:rPr>
+          <w:lang w:val="zh_TW" w:bidi="zh_TW"/>
+        </w:rPr>
+      </w:r>
+      <w:r>
+        <w:rPr>
+          <w:lang w:val="zh_TW" w:bidi="zh_TW"/>
+        </w:rPr>
+        <w:t>列王紀下2:1–2</w:t>
+      </w:r>
+    </w:p>
+    <w:p>
+      <w:pPr>
+        <w:pStyle w:val="ListBullet"/>
+        <w:spacing w:line="240" w:lineRule="auto"/>
+        <w:ind w:left="720"/>
+      </w:pPr>
+      <w:r>
+        <w:rPr>
+          <w:lang w:val="zh_TW" w:bidi="zh_TW"/>
+        </w:rPr>
+      </w:r>
+      <w:r>
+        <w:rPr>
+          <w:lang w:val="zh_TW" w:bidi="zh_TW"/>
+        </w:rPr>
+        <w:t>何西阿書4:15</w:t>
+      </w:r>
+    </w:p>
+    <w:p>
+      <w:pPr>
+        <w:pStyle w:val="ListBullet"/>
+        <w:spacing w:line="240" w:lineRule="auto"/>
+        <w:ind w:left="720"/>
+      </w:pPr>
+      <w:r>
+        <w:rPr>
+          <w:lang w:val="zh_TW" w:bidi="zh_TW"/>
+        </w:rPr>
+      </w:r>
+      <w:r>
+        <w:rPr>
+          <w:lang w:val="zh_TW" w:bidi="zh_TW"/>
+        </w:rPr>
+        <w:t>士師記2:1</w:t>
+      </w:r>
     </w:p>
     <w:p>
       <w:pPr>
@@ -7813,18 +7381,12 @@
           <w:lang w:val="zh_TW" w:bidi="zh_TW"/>
         </w:rPr>
       </w:r>
-      <w:hyperlink r:id="rId85">
-        <w:r>
-          <w:rPr>
-            <w:lang w:val="zh_TW" w:bidi="zh_TW"/>
-          </w:rPr>
-          <w:rPr>
-            <w:color w:val="0000EE"/>
-            <w:u w:val="single"/>
-          </w:rPr>
-          <w:t>約翰福音18:1</w:t>
-        </w:r>
-      </w:hyperlink>
+      <w:r>
+        <w:rPr>
+          <w:lang w:val="zh_TW" w:bidi="zh_TW"/>
+        </w:rPr>
+        <w:t>約翰福音18:1</w:t>
+      </w:r>
     </w:p>
     <w:p>
       <w:pPr>
@@ -8133,138 +7695,102 @@
           <w:lang w:val="zh_TW" w:bidi="zh_TW"/>
         </w:rPr>
       </w:r>
-      <w:hyperlink r:id="rId86">
-        <w:r>
-          <w:rPr>
-            <w:lang w:val="zh_TW" w:bidi="zh_TW"/>
-          </w:rPr>
-          <w:rPr>
-            <w:color w:val="0000EE"/>
-            <w:u w:val="single"/>
-          </w:rPr>
-          <w:t>列王紀上8:14</w:t>
-        </w:r>
-      </w:hyperlink>
-    </w:p>
-    <w:p>
-      <w:pPr>
-        <w:pStyle w:val="ListBullet"/>
-        <w:spacing w:line="240" w:lineRule="auto"/>
-        <w:ind w:left="720"/>
-      </w:pPr>
-      <w:r>
-        <w:rPr>
-          <w:lang w:val="zh_TW" w:bidi="zh_TW"/>
-        </w:rPr>
-      </w:r>
-      <w:hyperlink r:id="rId87">
-        <w:r>
-          <w:rPr>
-            <w:lang w:val="zh_TW" w:bidi="zh_TW"/>
-          </w:rPr>
-          <w:rPr>
-            <w:color w:val="0000EE"/>
-            <w:u w:val="single"/>
-          </w:rPr>
-          <w:t>使徒行傳7:38</w:t>
-        </w:r>
-      </w:hyperlink>
-    </w:p>
-    <w:p>
-      <w:pPr>
-        <w:pStyle w:val="ListBullet"/>
-        <w:spacing w:line="240" w:lineRule="auto"/>
-        <w:ind w:left="720"/>
-      </w:pPr>
-      <w:r>
-        <w:rPr>
-          <w:lang w:val="zh_TW" w:bidi="zh_TW"/>
-        </w:rPr>
-      </w:r>
-      <w:hyperlink r:id="rId88">
-        <w:r>
-          <w:rPr>
-            <w:lang w:val="zh_TW" w:bidi="zh_TW"/>
-          </w:rPr>
-          <w:rPr>
-            <w:color w:val="0000EE"/>
-            <w:u w:val="single"/>
-          </w:rPr>
-          <w:t>以斯拉記10:12–13</w:t>
-        </w:r>
-      </w:hyperlink>
-    </w:p>
-    <w:p>
-      <w:pPr>
-        <w:pStyle w:val="ListBullet"/>
-        <w:spacing w:line="240" w:lineRule="auto"/>
-        <w:ind w:left="720"/>
-      </w:pPr>
-      <w:r>
-        <w:rPr>
-          <w:lang w:val="zh_TW" w:bidi="zh_TW"/>
-        </w:rPr>
-      </w:r>
-      <w:hyperlink r:id="rId89">
-        <w:r>
-          <w:rPr>
-            <w:lang w:val="zh_TW" w:bidi="zh_TW"/>
-          </w:rPr>
-          <w:rPr>
-            <w:color w:val="0000EE"/>
-            <w:u w:val="single"/>
-          </w:rPr>
-          <w:t>希伯來書12:22–24</w:t>
-        </w:r>
-      </w:hyperlink>
-    </w:p>
-    <w:p>
-      <w:pPr>
-        <w:pStyle w:val="ListBullet"/>
-        <w:spacing w:line="240" w:lineRule="auto"/>
-        <w:ind w:left="720"/>
-      </w:pPr>
-      <w:r>
-        <w:rPr>
-          <w:lang w:val="zh_TW" w:bidi="zh_TW"/>
-        </w:rPr>
-      </w:r>
-      <w:hyperlink r:id="rId90">
-        <w:r>
-          <w:rPr>
-            <w:lang w:val="zh_TW" w:bidi="zh_TW"/>
-          </w:rPr>
-          <w:rPr>
-            <w:color w:val="0000EE"/>
-            <w:u w:val="single"/>
-          </w:rPr>
-          <w:t>利未記4:20–21</w:t>
-        </w:r>
-      </w:hyperlink>
-    </w:p>
-    <w:p>
-      <w:pPr>
-        <w:pStyle w:val="ListBullet"/>
-        <w:spacing w:line="240" w:lineRule="auto"/>
-        <w:ind w:left="720"/>
-      </w:pPr>
-      <w:r>
-        <w:rPr>
-          <w:lang w:val="zh_TW" w:bidi="zh_TW"/>
-        </w:rPr>
-      </w:r>
-      <w:hyperlink r:id="rId91">
-        <w:r>
-          <w:rPr>
-            <w:lang w:val="zh_TW" w:bidi="zh_TW"/>
-          </w:rPr>
-          <w:rPr>
-            <w:color w:val="0000EE"/>
-            <w:u w:val="single"/>
-          </w:rPr>
-          <w:t>尼希米記8:1–3</w:t>
-        </w:r>
-      </w:hyperlink>
+      <w:r>
+        <w:rPr>
+          <w:lang w:val="zh_TW" w:bidi="zh_TW"/>
+        </w:rPr>
+        <w:t>列王紀上8:14</w:t>
+      </w:r>
+    </w:p>
+    <w:p>
+      <w:pPr>
+        <w:pStyle w:val="ListBullet"/>
+        <w:spacing w:line="240" w:lineRule="auto"/>
+        <w:ind w:left="720"/>
+      </w:pPr>
+      <w:r>
+        <w:rPr>
+          <w:lang w:val="zh_TW" w:bidi="zh_TW"/>
+        </w:rPr>
+      </w:r>
+      <w:r>
+        <w:rPr>
+          <w:lang w:val="zh_TW" w:bidi="zh_TW"/>
+        </w:rPr>
+        <w:t>使徒行傳7:38</w:t>
+      </w:r>
+    </w:p>
+    <w:p>
+      <w:pPr>
+        <w:pStyle w:val="ListBullet"/>
+        <w:spacing w:line="240" w:lineRule="auto"/>
+        <w:ind w:left="720"/>
+      </w:pPr>
+      <w:r>
+        <w:rPr>
+          <w:lang w:val="zh_TW" w:bidi="zh_TW"/>
+        </w:rPr>
+      </w:r>
+      <w:r>
+        <w:rPr>
+          <w:lang w:val="zh_TW" w:bidi="zh_TW"/>
+        </w:rPr>
+        <w:t>以斯拉記10:12–13</w:t>
+      </w:r>
+    </w:p>
+    <w:p>
+      <w:pPr>
+        <w:pStyle w:val="ListBullet"/>
+        <w:spacing w:line="240" w:lineRule="auto"/>
+        <w:ind w:left="720"/>
+      </w:pPr>
+      <w:r>
+        <w:rPr>
+          <w:lang w:val="zh_TW" w:bidi="zh_TW"/>
+        </w:rPr>
+      </w:r>
+      <w:r>
+        <w:rPr>
+          <w:lang w:val="zh_TW" w:bidi="zh_TW"/>
+        </w:rPr>
+        <w:t>希伯來書12:22–24</w:t>
+      </w:r>
+    </w:p>
+    <w:p>
+      <w:pPr>
+        <w:pStyle w:val="ListBullet"/>
+        <w:spacing w:line="240" w:lineRule="auto"/>
+        <w:ind w:left="720"/>
+      </w:pPr>
+      <w:r>
+        <w:rPr>
+          <w:lang w:val="zh_TW" w:bidi="zh_TW"/>
+        </w:rPr>
+      </w:r>
+      <w:r>
+        <w:rPr>
+          <w:lang w:val="zh_TW" w:bidi="zh_TW"/>
+        </w:rPr>
+        <w:t>利未記4:20–21</w:t>
+      </w:r>
+    </w:p>
+    <w:p>
+      <w:pPr>
+        <w:pStyle w:val="ListBullet"/>
+        <w:spacing w:line="240" w:lineRule="auto"/>
+        <w:ind w:left="720"/>
+      </w:pPr>
+      <w:r>
+        <w:rPr>
+          <w:lang w:val="zh_TW" w:bidi="zh_TW"/>
+        </w:rPr>
+      </w:r>
+      <w:r>
+        <w:rPr>
+          <w:lang w:val="zh_TW" w:bidi="zh_TW"/>
+        </w:rPr>
+        <w:t>尼希米記8:1–3</w:t>
+      </w:r>
     </w:p>
     <w:p>
       <w:pPr>
@@ -8485,138 +8011,102 @@
           <w:lang w:val="zh_TW" w:bidi="zh_TW"/>
         </w:rPr>
       </w:r>
-      <w:hyperlink r:id="rId92">
-        <w:r>
-          <w:rPr>
-            <w:lang w:val="zh_TW" w:bidi="zh_TW"/>
-          </w:rPr>
-          <w:rPr>
-            <w:color w:val="0000EE"/>
-            <w:u w:val="single"/>
-          </w:rPr>
-          <w:t>哥林多前書13:4–7</w:t>
-        </w:r>
-      </w:hyperlink>
-    </w:p>
-    <w:p>
-      <w:pPr>
-        <w:pStyle w:val="ListBullet"/>
-        <w:spacing w:line="240" w:lineRule="auto"/>
-        <w:ind w:left="720"/>
-      </w:pPr>
-      <w:r>
-        <w:rPr>
-          <w:lang w:val="zh_TW" w:bidi="zh_TW"/>
-        </w:rPr>
-      </w:r>
-      <w:hyperlink r:id="rId93">
-        <w:r>
-          <w:rPr>
-            <w:lang w:val="zh_TW" w:bidi="zh_TW"/>
-          </w:rPr>
-          <w:rPr>
-            <w:color w:val="0000EE"/>
-            <w:u w:val="single"/>
-          </w:rPr>
-          <w:t>彼得前書2:1</w:t>
-        </w:r>
-      </w:hyperlink>
-    </w:p>
-    <w:p>
-      <w:pPr>
-        <w:pStyle w:val="ListBullet"/>
-        <w:spacing w:line="240" w:lineRule="auto"/>
-        <w:ind w:left="720"/>
-      </w:pPr>
-      <w:r>
-        <w:rPr>
-          <w:lang w:val="zh_TW" w:bidi="zh_TW"/>
-        </w:rPr>
-      </w:r>
-      <w:hyperlink r:id="rId94">
-        <w:r>
-          <w:rPr>
-            <w:lang w:val="zh_TW" w:bidi="zh_TW"/>
-          </w:rPr>
-          <w:rPr>
-            <w:color w:val="0000EE"/>
-            <w:u w:val="single"/>
-          </w:rPr>
-          <w:t>出埃及記20:17</w:t>
-        </w:r>
-      </w:hyperlink>
-    </w:p>
-    <w:p>
-      <w:pPr>
-        <w:pStyle w:val="ListBullet"/>
-        <w:spacing w:line="240" w:lineRule="auto"/>
-        <w:ind w:left="720"/>
-      </w:pPr>
-      <w:r>
-        <w:rPr>
-          <w:lang w:val="zh_TW" w:bidi="zh_TW"/>
-        </w:rPr>
-      </w:r>
-      <w:hyperlink r:id="rId95">
-        <w:r>
-          <w:rPr>
-            <w:lang w:val="zh_TW" w:bidi="zh_TW"/>
-          </w:rPr>
-          <w:rPr>
-            <w:color w:val="0000EE"/>
-            <w:u w:val="single"/>
-          </w:rPr>
-          <w:t>馬可福音7:20–23</w:t>
-        </w:r>
-      </w:hyperlink>
-    </w:p>
-    <w:p>
-      <w:pPr>
-        <w:pStyle w:val="ListBullet"/>
-        <w:spacing w:line="240" w:lineRule="auto"/>
-        <w:ind w:left="720"/>
-      </w:pPr>
-      <w:r>
-        <w:rPr>
-          <w:lang w:val="zh_TW" w:bidi="zh_TW"/>
-        </w:rPr>
-      </w:r>
-      <w:hyperlink r:id="rId96">
-        <w:r>
-          <w:rPr>
-            <w:lang w:val="zh_TW" w:bidi="zh_TW"/>
-          </w:rPr>
-          <w:rPr>
-            <w:color w:val="0000EE"/>
-            <w:u w:val="single"/>
-          </w:rPr>
-          <w:t>箴言3:31–32</w:t>
-        </w:r>
-      </w:hyperlink>
-    </w:p>
-    <w:p>
-      <w:pPr>
-        <w:pStyle w:val="ListBullet"/>
-        <w:spacing w:line="240" w:lineRule="auto"/>
-        <w:ind w:left="720"/>
-      </w:pPr>
-      <w:r>
-        <w:rPr>
-          <w:lang w:val="zh_TW" w:bidi="zh_TW"/>
-        </w:rPr>
-      </w:r>
-      <w:hyperlink r:id="rId97">
-        <w:r>
-          <w:rPr>
-            <w:lang w:val="zh_TW" w:bidi="zh_TW"/>
-          </w:rPr>
-          <w:rPr>
-            <w:color w:val="0000EE"/>
-            <w:u w:val="single"/>
-          </w:rPr>
-          <w:t>羅馬書1:29</w:t>
-        </w:r>
-      </w:hyperlink>
+      <w:r>
+        <w:rPr>
+          <w:lang w:val="zh_TW" w:bidi="zh_TW"/>
+        </w:rPr>
+        <w:t>哥林多前書13:4–7</w:t>
+      </w:r>
+    </w:p>
+    <w:p>
+      <w:pPr>
+        <w:pStyle w:val="ListBullet"/>
+        <w:spacing w:line="240" w:lineRule="auto"/>
+        <w:ind w:left="720"/>
+      </w:pPr>
+      <w:r>
+        <w:rPr>
+          <w:lang w:val="zh_TW" w:bidi="zh_TW"/>
+        </w:rPr>
+      </w:r>
+      <w:r>
+        <w:rPr>
+          <w:lang w:val="zh_TW" w:bidi="zh_TW"/>
+        </w:rPr>
+        <w:t>彼得前書2:1</w:t>
+      </w:r>
+    </w:p>
+    <w:p>
+      <w:pPr>
+        <w:pStyle w:val="ListBullet"/>
+        <w:spacing w:line="240" w:lineRule="auto"/>
+        <w:ind w:left="720"/>
+      </w:pPr>
+      <w:r>
+        <w:rPr>
+          <w:lang w:val="zh_TW" w:bidi="zh_TW"/>
+        </w:rPr>
+      </w:r>
+      <w:r>
+        <w:rPr>
+          <w:lang w:val="zh_TW" w:bidi="zh_TW"/>
+        </w:rPr>
+        <w:t>出埃及記20:17</w:t>
+      </w:r>
+    </w:p>
+    <w:p>
+      <w:pPr>
+        <w:pStyle w:val="ListBullet"/>
+        <w:spacing w:line="240" w:lineRule="auto"/>
+        <w:ind w:left="720"/>
+      </w:pPr>
+      <w:r>
+        <w:rPr>
+          <w:lang w:val="zh_TW" w:bidi="zh_TW"/>
+        </w:rPr>
+      </w:r>
+      <w:r>
+        <w:rPr>
+          <w:lang w:val="zh_TW" w:bidi="zh_TW"/>
+        </w:rPr>
+        <w:t>馬可福音7:20–23</w:t>
+      </w:r>
+    </w:p>
+    <w:p>
+      <w:pPr>
+        <w:pStyle w:val="ListBullet"/>
+        <w:spacing w:line="240" w:lineRule="auto"/>
+        <w:ind w:left="720"/>
+      </w:pPr>
+      <w:r>
+        <w:rPr>
+          <w:lang w:val="zh_TW" w:bidi="zh_TW"/>
+        </w:rPr>
+      </w:r>
+      <w:r>
+        <w:rPr>
+          <w:lang w:val="zh_TW" w:bidi="zh_TW"/>
+        </w:rPr>
+        <w:t>箴言3:31–32</w:t>
+      </w:r>
+    </w:p>
+    <w:p>
+      <w:pPr>
+        <w:pStyle w:val="ListBullet"/>
+        <w:spacing w:line="240" w:lineRule="auto"/>
+        <w:ind w:left="720"/>
+      </w:pPr>
+      <w:r>
+        <w:rPr>
+          <w:lang w:val="zh_TW" w:bidi="zh_TW"/>
+        </w:rPr>
+      </w:r>
+      <w:r>
+        <w:rPr>
+          <w:lang w:val="zh_TW" w:bidi="zh_TW"/>
+        </w:rPr>
+        <w:t>羅馬書1:29</w:t>
+      </w:r>
     </w:p>
     <w:p>
       <w:pPr>
@@ -9081,114 +8571,84 @@
           <w:lang w:val="zh_TW" w:bidi="zh_TW"/>
         </w:rPr>
       </w:r>
-      <w:hyperlink r:id="rId98">
-        <w:r>
-          <w:rPr>
-            <w:lang w:val="zh_TW" w:bidi="zh_TW"/>
-          </w:rPr>
-          <w:rPr>
-            <w:color w:val="0000EE"/>
-            <w:u w:val="single"/>
-          </w:rPr>
-          <w:t>使徒行傳10:4</w:t>
-        </w:r>
-      </w:hyperlink>
-    </w:p>
-    <w:p>
-      <w:pPr>
-        <w:pStyle w:val="ListBullet"/>
-        <w:spacing w:line="240" w:lineRule="auto"/>
-        <w:ind w:left="720"/>
-      </w:pPr>
-      <w:r>
-        <w:rPr>
-          <w:lang w:val="zh_TW" w:bidi="zh_TW"/>
-        </w:rPr>
-      </w:r>
-      <w:hyperlink r:id="rId99">
-        <w:r>
-          <w:rPr>
-            <w:lang w:val="zh_TW" w:bidi="zh_TW"/>
-          </w:rPr>
-          <w:rPr>
-            <w:color w:val="0000EE"/>
-            <w:u w:val="single"/>
-          </w:rPr>
-          <w:t>出埃及記12:12–14</w:t>
-        </w:r>
-      </w:hyperlink>
-    </w:p>
-    <w:p>
-      <w:pPr>
-        <w:pStyle w:val="ListBullet"/>
-        <w:spacing w:line="240" w:lineRule="auto"/>
-        <w:ind w:left="720"/>
-      </w:pPr>
-      <w:r>
-        <w:rPr>
-          <w:lang w:val="zh_TW" w:bidi="zh_TW"/>
-        </w:rPr>
-      </w:r>
-      <w:hyperlink r:id="rId100">
-        <w:r>
-          <w:rPr>
-            <w:lang w:val="zh_TW" w:bidi="zh_TW"/>
-          </w:rPr>
-          <w:rPr>
-            <w:color w:val="0000EE"/>
-            <w:u w:val="single"/>
-          </w:rPr>
-          <w:t>以賽亞書66:3</w:t>
-        </w:r>
-      </w:hyperlink>
-    </w:p>
-    <w:p>
-      <w:pPr>
-        <w:pStyle w:val="ListBullet"/>
-        <w:spacing w:line="240" w:lineRule="auto"/>
-        <w:ind w:left="720"/>
-      </w:pPr>
-      <w:r>
-        <w:rPr>
-          <w:lang w:val="zh_TW" w:bidi="zh_TW"/>
-        </w:rPr>
-      </w:r>
-      <w:hyperlink r:id="rId101">
-        <w:r>
-          <w:rPr>
-            <w:lang w:val="zh_TW" w:bidi="zh_TW"/>
-          </w:rPr>
-          <w:rPr>
-            <w:color w:val="0000EE"/>
-            <w:u w:val="single"/>
-          </w:rPr>
-          <w:t>約書亞記4:6–7</w:t>
-        </w:r>
-      </w:hyperlink>
-    </w:p>
-    <w:p>
-      <w:pPr>
-        <w:pStyle w:val="ListBullet"/>
-        <w:spacing w:line="240" w:lineRule="auto"/>
-        <w:ind w:left="720"/>
-      </w:pPr>
-      <w:r>
-        <w:rPr>
-          <w:lang w:val="zh_TW" w:bidi="zh_TW"/>
-        </w:rPr>
-      </w:r>
-      <w:hyperlink r:id="rId102">
-        <w:r>
-          <w:rPr>
-            <w:lang w:val="zh_TW" w:bidi="zh_TW"/>
-          </w:rPr>
-          <w:rPr>
-            <w:color w:val="0000EE"/>
-            <w:u w:val="single"/>
-          </w:rPr>
-          <w:t>利未記23:23–25</w:t>
-        </w:r>
-      </w:hyperlink>
+      <w:r>
+        <w:rPr>
+          <w:lang w:val="zh_TW" w:bidi="zh_TW"/>
+        </w:rPr>
+        <w:t>使徒行傳10:4</w:t>
+      </w:r>
+    </w:p>
+    <w:p>
+      <w:pPr>
+        <w:pStyle w:val="ListBullet"/>
+        <w:spacing w:line="240" w:lineRule="auto"/>
+        <w:ind w:left="720"/>
+      </w:pPr>
+      <w:r>
+        <w:rPr>
+          <w:lang w:val="zh_TW" w:bidi="zh_TW"/>
+        </w:rPr>
+      </w:r>
+      <w:r>
+        <w:rPr>
+          <w:lang w:val="zh_TW" w:bidi="zh_TW"/>
+        </w:rPr>
+        <w:t>出埃及記12:12–14</w:t>
+      </w:r>
+    </w:p>
+    <w:p>
+      <w:pPr>
+        <w:pStyle w:val="ListBullet"/>
+        <w:spacing w:line="240" w:lineRule="auto"/>
+        <w:ind w:left="720"/>
+      </w:pPr>
+      <w:r>
+        <w:rPr>
+          <w:lang w:val="zh_TW" w:bidi="zh_TW"/>
+        </w:rPr>
+      </w:r>
+      <w:r>
+        <w:rPr>
+          <w:lang w:val="zh_TW" w:bidi="zh_TW"/>
+        </w:rPr>
+        <w:t>以賽亞書66:3</w:t>
+      </w:r>
+    </w:p>
+    <w:p>
+      <w:pPr>
+        <w:pStyle w:val="ListBullet"/>
+        <w:spacing w:line="240" w:lineRule="auto"/>
+        <w:ind w:left="720"/>
+      </w:pPr>
+      <w:r>
+        <w:rPr>
+          <w:lang w:val="zh_TW" w:bidi="zh_TW"/>
+        </w:rPr>
+      </w:r>
+      <w:r>
+        <w:rPr>
+          <w:lang w:val="zh_TW" w:bidi="zh_TW"/>
+        </w:rPr>
+        <w:t>約書亞記4:6–7</w:t>
+      </w:r>
+    </w:p>
+    <w:p>
+      <w:pPr>
+        <w:pStyle w:val="ListBullet"/>
+        <w:spacing w:line="240" w:lineRule="auto"/>
+        <w:ind w:left="720"/>
+      </w:pPr>
+      <w:r>
+        <w:rPr>
+          <w:lang w:val="zh_TW" w:bidi="zh_TW"/>
+        </w:rPr>
+      </w:r>
+      <w:r>
+        <w:rPr>
+          <w:lang w:val="zh_TW" w:bidi="zh_TW"/>
+        </w:rPr>
+        <w:t>利未記23:23–25</w:t>
+      </w:r>
     </w:p>
     <w:p>
       <w:pPr>
@@ -9619,306 +9079,228 @@
           <w:lang w:val="zh_TW" w:bidi="zh_TW"/>
         </w:rPr>
       </w:r>
-      <w:hyperlink r:id="rId103">
-        <w:r>
-          <w:rPr>
-            <w:lang w:val="zh_TW" w:bidi="zh_TW"/>
-          </w:rPr>
-          <w:rPr>
-            <w:color w:val="0000EE"/>
-            <w:u w:val="single"/>
-          </w:rPr>
-          <w:t>歴代志下6:41</w:t>
-        </w:r>
-      </w:hyperlink>
-    </w:p>
-    <w:p>
-      <w:pPr>
-        <w:pStyle w:val="ListBullet"/>
-        <w:spacing w:line="240" w:lineRule="auto"/>
-        <w:ind w:left="720"/>
-      </w:pPr>
-      <w:r>
-        <w:rPr>
-          <w:lang w:val="zh_TW" w:bidi="zh_TW"/>
-        </w:rPr>
-      </w:r>
-      <w:hyperlink r:id="rId104">
-        <w:r>
-          <w:rPr>
-            <w:lang w:val="zh_TW" w:bidi="zh_TW"/>
-          </w:rPr>
-          <w:rPr>
-            <w:color w:val="0000EE"/>
-            <w:u w:val="single"/>
-          </w:rPr>
-          <w:t>創世記14:17–18</w:t>
-        </w:r>
-      </w:hyperlink>
-    </w:p>
-    <w:p>
-      <w:pPr>
-        <w:pStyle w:val="ListBullet"/>
-        <w:spacing w:line="240" w:lineRule="auto"/>
-        <w:ind w:left="720"/>
-      </w:pPr>
-      <w:r>
-        <w:rPr>
-          <w:lang w:val="zh_TW" w:bidi="zh_TW"/>
-        </w:rPr>
-      </w:r>
-      <w:hyperlink r:id="rId105">
-        <w:r>
-          <w:rPr>
-            <w:lang w:val="zh_TW" w:bidi="zh_TW"/>
-          </w:rPr>
-          <w:rPr>
-            <w:color w:val="0000EE"/>
-            <w:u w:val="single"/>
-          </w:rPr>
-          <w:t>創世記47:22</w:t>
-        </w:r>
-      </w:hyperlink>
-    </w:p>
-    <w:p>
-      <w:pPr>
-        <w:pStyle w:val="ListBullet"/>
-        <w:spacing w:line="240" w:lineRule="auto"/>
-        <w:ind w:left="720"/>
-      </w:pPr>
-      <w:r>
-        <w:rPr>
-          <w:lang w:val="zh_TW" w:bidi="zh_TW"/>
-        </w:rPr>
-      </w:r>
-      <w:hyperlink r:id="rId106">
-        <w:r>
-          <w:rPr>
-            <w:lang w:val="zh_TW" w:bidi="zh_TW"/>
-          </w:rPr>
-          <w:rPr>
-            <w:color w:val="0000EE"/>
-            <w:u w:val="single"/>
-          </w:rPr>
-          <w:t>約翰福音1:19–21</w:t>
-        </w:r>
-      </w:hyperlink>
-    </w:p>
-    <w:p>
-      <w:pPr>
-        <w:pStyle w:val="ListBullet"/>
-        <w:spacing w:line="240" w:lineRule="auto"/>
-        <w:ind w:left="720"/>
-      </w:pPr>
-      <w:r>
-        <w:rPr>
-          <w:lang w:val="zh_TW" w:bidi="zh_TW"/>
-        </w:rPr>
-      </w:r>
-      <w:hyperlink r:id="rId107">
-        <w:r>
-          <w:rPr>
-            <w:lang w:val="zh_TW" w:bidi="zh_TW"/>
-          </w:rPr>
-          <w:rPr>
-            <w:color w:val="0000EE"/>
-            <w:u w:val="single"/>
-          </w:rPr>
-          <w:t>路加福音10:31</w:t>
-        </w:r>
-      </w:hyperlink>
-    </w:p>
-    <w:p>
-      <w:pPr>
-        <w:pStyle w:val="ListBullet"/>
-        <w:spacing w:line="240" w:lineRule="auto"/>
-        <w:ind w:left="720"/>
-      </w:pPr>
-      <w:r>
-        <w:rPr>
-          <w:lang w:val="zh_TW" w:bidi="zh_TW"/>
-        </w:rPr>
-      </w:r>
-      <w:hyperlink r:id="rId108">
-        <w:r>
-          <w:rPr>
-            <w:lang w:val="zh_TW" w:bidi="zh_TW"/>
-          </w:rPr>
-          <w:rPr>
-            <w:color w:val="0000EE"/>
-            <w:u w:val="single"/>
-          </w:rPr>
-          <w:t>馬可福音1:44</w:t>
-        </w:r>
-      </w:hyperlink>
-    </w:p>
-    <w:p>
-      <w:pPr>
-        <w:pStyle w:val="ListBullet"/>
-        <w:spacing w:line="240" w:lineRule="auto"/>
-        <w:ind w:left="720"/>
-      </w:pPr>
-      <w:r>
-        <w:rPr>
-          <w:lang w:val="zh_TW" w:bidi="zh_TW"/>
-        </w:rPr>
-      </w:r>
-      <w:hyperlink r:id="rId109">
-        <w:r>
-          <w:rPr>
-            <w:lang w:val="zh_TW" w:bidi="zh_TW"/>
-          </w:rPr>
-          <w:rPr>
-            <w:color w:val="0000EE"/>
-            <w:u w:val="single"/>
-          </w:rPr>
-          <w:t>馬可福音2:25–26</w:t>
-        </w:r>
-      </w:hyperlink>
-    </w:p>
-    <w:p>
-      <w:pPr>
-        <w:pStyle w:val="ListBullet"/>
-        <w:spacing w:line="240" w:lineRule="auto"/>
-        <w:ind w:left="720"/>
-      </w:pPr>
-      <w:r>
-        <w:rPr>
-          <w:lang w:val="zh_TW" w:bidi="zh_TW"/>
-        </w:rPr>
-      </w:r>
-      <w:hyperlink r:id="rId110">
-        <w:r>
-          <w:rPr>
-            <w:lang w:val="zh_TW" w:bidi="zh_TW"/>
-          </w:rPr>
-          <w:rPr>
-            <w:color w:val="0000EE"/>
-            <w:u w:val="single"/>
-          </w:rPr>
-          <w:t>馬太福音8:4</w:t>
-        </w:r>
-      </w:hyperlink>
-    </w:p>
-    <w:p>
-      <w:pPr>
-        <w:pStyle w:val="ListBullet"/>
-        <w:spacing w:line="240" w:lineRule="auto"/>
-        <w:ind w:left="720"/>
-      </w:pPr>
-      <w:r>
-        <w:rPr>
-          <w:lang w:val="zh_TW" w:bidi="zh_TW"/>
-        </w:rPr>
-      </w:r>
-      <w:hyperlink r:id="rId111">
-        <w:r>
-          <w:rPr>
-            <w:lang w:val="zh_TW" w:bidi="zh_TW"/>
-          </w:rPr>
-          <w:rPr>
-            <w:color w:val="0000EE"/>
-            <w:u w:val="single"/>
-          </w:rPr>
-          <w:t>馬太福音12:4</w:t>
-        </w:r>
-      </w:hyperlink>
-    </w:p>
-    <w:p>
-      <w:pPr>
-        <w:pStyle w:val="ListBullet"/>
-        <w:spacing w:line="240" w:lineRule="auto"/>
-        <w:ind w:left="720"/>
-      </w:pPr>
-      <w:r>
-        <w:rPr>
-          <w:lang w:val="zh_TW" w:bidi="zh_TW"/>
-        </w:rPr>
-      </w:r>
-      <w:hyperlink r:id="rId112">
-        <w:r>
-          <w:rPr>
-            <w:lang w:val="zh_TW" w:bidi="zh_TW"/>
-          </w:rPr>
-          <w:rPr>
-            <w:color w:val="0000EE"/>
-            <w:u w:val="single"/>
-          </w:rPr>
-          <w:t>彌迦書3:9–11</w:t>
-        </w:r>
-      </w:hyperlink>
-    </w:p>
-    <w:p>
-      <w:pPr>
-        <w:pStyle w:val="ListBullet"/>
-        <w:spacing w:line="240" w:lineRule="auto"/>
-        <w:ind w:left="720"/>
-      </w:pPr>
-      <w:r>
-        <w:rPr>
-          <w:lang w:val="zh_TW" w:bidi="zh_TW"/>
-        </w:rPr>
-      </w:r>
-      <w:hyperlink r:id="rId113">
-        <w:r>
-          <w:rPr>
-            <w:lang w:val="zh_TW" w:bidi="zh_TW"/>
-          </w:rPr>
-          <w:rPr>
-            <w:color w:val="0000EE"/>
-            <w:u w:val="single"/>
-          </w:rPr>
-          <w:t>尼希米記10:28–29</w:t>
-        </w:r>
-      </w:hyperlink>
-    </w:p>
-    <w:p>
-      <w:pPr>
-        <w:pStyle w:val="ListBullet"/>
-        <w:spacing w:line="240" w:lineRule="auto"/>
-        <w:ind w:left="720"/>
-      </w:pPr>
-      <w:r>
-        <w:rPr>
-          <w:lang w:val="zh_TW" w:bidi="zh_TW"/>
-        </w:rPr>
-      </w:r>
-      <w:hyperlink r:id="rId114">
-        <w:r>
-          <w:rPr>
-            <w:lang w:val="zh_TW" w:bidi="zh_TW"/>
-          </w:rPr>
-          <w:rPr>
-            <w:color w:val="0000EE"/>
-            <w:u w:val="single"/>
-          </w:rPr>
-          <w:t>尼希米記10:34–36</w:t>
-        </w:r>
-      </w:hyperlink>
-    </w:p>
-    <w:p>
-      <w:pPr>
-        <w:pStyle w:val="ListBullet"/>
-        <w:spacing w:line="240" w:lineRule="auto"/>
-        <w:ind w:left="720"/>
-      </w:pPr>
-      <w:r>
-        <w:rPr>
-          <w:lang w:val="zh_TW" w:bidi="zh_TW"/>
-        </w:rPr>
-      </w:r>
-      <w:hyperlink r:id="rId115">
-        <w:r>
-          <w:rPr>
-            <w:lang w:val="zh_TW" w:bidi="zh_TW"/>
-          </w:rPr>
-          <w:rPr>
-            <w:color w:val="0000EE"/>
-            <w:u w:val="single"/>
-          </w:rPr>
-          <w:t>啟示錄1:6</w:t>
-        </w:r>
-      </w:hyperlink>
+      <w:r>
+        <w:rPr>
+          <w:lang w:val="zh_TW" w:bidi="zh_TW"/>
+        </w:rPr>
+        <w:t>歴代志下6:41</w:t>
+      </w:r>
+    </w:p>
+    <w:p>
+      <w:pPr>
+        <w:pStyle w:val="ListBullet"/>
+        <w:spacing w:line="240" w:lineRule="auto"/>
+        <w:ind w:left="720"/>
+      </w:pPr>
+      <w:r>
+        <w:rPr>
+          <w:lang w:val="zh_TW" w:bidi="zh_TW"/>
+        </w:rPr>
+      </w:r>
+      <w:r>
+        <w:rPr>
+          <w:lang w:val="zh_TW" w:bidi="zh_TW"/>
+        </w:rPr>
+        <w:t>創世記14:17–18</w:t>
+      </w:r>
+    </w:p>
+    <w:p>
+      <w:pPr>
+        <w:pStyle w:val="ListBullet"/>
+        <w:spacing w:line="240" w:lineRule="auto"/>
+        <w:ind w:left="720"/>
+      </w:pPr>
+      <w:r>
+        <w:rPr>
+          <w:lang w:val="zh_TW" w:bidi="zh_TW"/>
+        </w:rPr>
+      </w:r>
+      <w:r>
+        <w:rPr>
+          <w:lang w:val="zh_TW" w:bidi="zh_TW"/>
+        </w:rPr>
+        <w:t>創世記47:22</w:t>
+      </w:r>
+    </w:p>
+    <w:p>
+      <w:pPr>
+        <w:pStyle w:val="ListBullet"/>
+        <w:spacing w:line="240" w:lineRule="auto"/>
+        <w:ind w:left="720"/>
+      </w:pPr>
+      <w:r>
+        <w:rPr>
+          <w:lang w:val="zh_TW" w:bidi="zh_TW"/>
+        </w:rPr>
+      </w:r>
+      <w:r>
+        <w:rPr>
+          <w:lang w:val="zh_TW" w:bidi="zh_TW"/>
+        </w:rPr>
+        <w:t>約翰福音1:19–21</w:t>
+      </w:r>
+    </w:p>
+    <w:p>
+      <w:pPr>
+        <w:pStyle w:val="ListBullet"/>
+        <w:spacing w:line="240" w:lineRule="auto"/>
+        <w:ind w:left="720"/>
+      </w:pPr>
+      <w:r>
+        <w:rPr>
+          <w:lang w:val="zh_TW" w:bidi="zh_TW"/>
+        </w:rPr>
+      </w:r>
+      <w:r>
+        <w:rPr>
+          <w:lang w:val="zh_TW" w:bidi="zh_TW"/>
+        </w:rPr>
+        <w:t>路加福音10:31</w:t>
+      </w:r>
+    </w:p>
+    <w:p>
+      <w:pPr>
+        <w:pStyle w:val="ListBullet"/>
+        <w:spacing w:line="240" w:lineRule="auto"/>
+        <w:ind w:left="720"/>
+      </w:pPr>
+      <w:r>
+        <w:rPr>
+          <w:lang w:val="zh_TW" w:bidi="zh_TW"/>
+        </w:rPr>
+      </w:r>
+      <w:r>
+        <w:rPr>
+          <w:lang w:val="zh_TW" w:bidi="zh_TW"/>
+        </w:rPr>
+        <w:t>馬可福音1:44</w:t>
+      </w:r>
+    </w:p>
+    <w:p>
+      <w:pPr>
+        <w:pStyle w:val="ListBullet"/>
+        <w:spacing w:line="240" w:lineRule="auto"/>
+        <w:ind w:left="720"/>
+      </w:pPr>
+      <w:r>
+        <w:rPr>
+          <w:lang w:val="zh_TW" w:bidi="zh_TW"/>
+        </w:rPr>
+      </w:r>
+      <w:r>
+        <w:rPr>
+          <w:lang w:val="zh_TW" w:bidi="zh_TW"/>
+        </w:rPr>
+        <w:t>馬可福音2:25–26</w:t>
+      </w:r>
+    </w:p>
+    <w:p>
+      <w:pPr>
+        <w:pStyle w:val="ListBullet"/>
+        <w:spacing w:line="240" w:lineRule="auto"/>
+        <w:ind w:left="720"/>
+      </w:pPr>
+      <w:r>
+        <w:rPr>
+          <w:lang w:val="zh_TW" w:bidi="zh_TW"/>
+        </w:rPr>
+      </w:r>
+      <w:r>
+        <w:rPr>
+          <w:lang w:val="zh_TW" w:bidi="zh_TW"/>
+        </w:rPr>
+        <w:t>馬太福音8:4</w:t>
+      </w:r>
+    </w:p>
+    <w:p>
+      <w:pPr>
+        <w:pStyle w:val="ListBullet"/>
+        <w:spacing w:line="240" w:lineRule="auto"/>
+        <w:ind w:left="720"/>
+      </w:pPr>
+      <w:r>
+        <w:rPr>
+          <w:lang w:val="zh_TW" w:bidi="zh_TW"/>
+        </w:rPr>
+      </w:r>
+      <w:r>
+        <w:rPr>
+          <w:lang w:val="zh_TW" w:bidi="zh_TW"/>
+        </w:rPr>
+        <w:t>馬太福音12:4</w:t>
+      </w:r>
+    </w:p>
+    <w:p>
+      <w:pPr>
+        <w:pStyle w:val="ListBullet"/>
+        <w:spacing w:line="240" w:lineRule="auto"/>
+        <w:ind w:left="720"/>
+      </w:pPr>
+      <w:r>
+        <w:rPr>
+          <w:lang w:val="zh_TW" w:bidi="zh_TW"/>
+        </w:rPr>
+      </w:r>
+      <w:r>
+        <w:rPr>
+          <w:lang w:val="zh_TW" w:bidi="zh_TW"/>
+        </w:rPr>
+        <w:t>彌迦書3:9–11</w:t>
+      </w:r>
+    </w:p>
+    <w:p>
+      <w:pPr>
+        <w:pStyle w:val="ListBullet"/>
+        <w:spacing w:line="240" w:lineRule="auto"/>
+        <w:ind w:left="720"/>
+      </w:pPr>
+      <w:r>
+        <w:rPr>
+          <w:lang w:val="zh_TW" w:bidi="zh_TW"/>
+        </w:rPr>
+      </w:r>
+      <w:r>
+        <w:rPr>
+          <w:lang w:val="zh_TW" w:bidi="zh_TW"/>
+        </w:rPr>
+        <w:t>尼希米記10:28–29</w:t>
+      </w:r>
+    </w:p>
+    <w:p>
+      <w:pPr>
+        <w:pStyle w:val="ListBullet"/>
+        <w:spacing w:line="240" w:lineRule="auto"/>
+        <w:ind w:left="720"/>
+      </w:pPr>
+      <w:r>
+        <w:rPr>
+          <w:lang w:val="zh_TW" w:bidi="zh_TW"/>
+        </w:rPr>
+      </w:r>
+      <w:r>
+        <w:rPr>
+          <w:lang w:val="zh_TW" w:bidi="zh_TW"/>
+        </w:rPr>
+        <w:t>尼希米記10:34–36</w:t>
+      </w:r>
+    </w:p>
+    <w:p>
+      <w:pPr>
+        <w:pStyle w:val="ListBullet"/>
+        <w:spacing w:line="240" w:lineRule="auto"/>
+        <w:ind w:left="720"/>
+      </w:pPr>
+      <w:r>
+        <w:rPr>
+          <w:lang w:val="zh_TW" w:bidi="zh_TW"/>
+        </w:rPr>
+      </w:r>
+      <w:r>
+        <w:rPr>
+          <w:lang w:val="zh_TW" w:bidi="zh_TW"/>
+        </w:rPr>
+        <w:t>啟示錄1:6</w:t>
+      </w:r>
     </w:p>
     <w:p>
       <w:pPr>
@@ -10365,138 +9747,102 @@
           <w:lang w:val="zh_TW" w:bidi="zh_TW"/>
         </w:rPr>
       </w:r>
-      <w:hyperlink r:id="rId116">
-        <w:r>
-          <w:rPr>
-            <w:lang w:val="zh_TW" w:bidi="zh_TW"/>
-          </w:rPr>
-          <w:rPr>
-            <w:color w:val="0000EE"/>
-            <w:u w:val="single"/>
-          </w:rPr>
-          <w:t>創世記8:20</w:t>
-        </w:r>
-      </w:hyperlink>
-    </w:p>
-    <w:p>
-      <w:pPr>
-        <w:pStyle w:val="ListBullet"/>
-        <w:spacing w:line="240" w:lineRule="auto"/>
-        <w:ind w:left="720"/>
-      </w:pPr>
-      <w:r>
-        <w:rPr>
-          <w:lang w:val="zh_TW" w:bidi="zh_TW"/>
-        </w:rPr>
-      </w:r>
-      <w:hyperlink r:id="rId117">
-        <w:r>
-          <w:rPr>
-            <w:lang w:val="zh_TW" w:bidi="zh_TW"/>
-          </w:rPr>
-          <w:rPr>
-            <w:color w:val="0000EE"/>
-            <w:u w:val="single"/>
-          </w:rPr>
-          <w:t>創世記22:9</w:t>
-        </w:r>
-      </w:hyperlink>
-    </w:p>
-    <w:p>
-      <w:pPr>
-        <w:pStyle w:val="ListBullet"/>
-        <w:spacing w:line="240" w:lineRule="auto"/>
-        <w:ind w:left="720"/>
-      </w:pPr>
-      <w:r>
-        <w:rPr>
-          <w:lang w:val="zh_TW" w:bidi="zh_TW"/>
-        </w:rPr>
-      </w:r>
-      <w:hyperlink r:id="rId118">
-        <w:r>
-          <w:rPr>
-            <w:lang w:val="zh_TW" w:bidi="zh_TW"/>
-          </w:rPr>
-          <w:rPr>
-            <w:color w:val="0000EE"/>
-            <w:u w:val="single"/>
-          </w:rPr>
-          <w:t>雅各書2:21</w:t>
-        </w:r>
-      </w:hyperlink>
-    </w:p>
-    <w:p>
-      <w:pPr>
-        <w:pStyle w:val="ListBullet"/>
-        <w:spacing w:line="240" w:lineRule="auto"/>
-        <w:ind w:left="720"/>
-      </w:pPr>
-      <w:r>
-        <w:rPr>
-          <w:lang w:val="zh_TW" w:bidi="zh_TW"/>
-        </w:rPr>
-      </w:r>
-      <w:hyperlink r:id="rId119">
-        <w:r>
-          <w:rPr>
-            <w:lang w:val="zh_TW" w:bidi="zh_TW"/>
-          </w:rPr>
-          <w:rPr>
-            <w:color w:val="0000EE"/>
-            <w:u w:val="single"/>
-          </w:rPr>
-          <w:t>路加福音11:49–51</w:t>
-        </w:r>
-      </w:hyperlink>
-    </w:p>
-    <w:p>
-      <w:pPr>
-        <w:pStyle w:val="ListBullet"/>
-        <w:spacing w:line="240" w:lineRule="auto"/>
-        <w:ind w:left="720"/>
-      </w:pPr>
-      <w:r>
-        <w:rPr>
-          <w:lang w:val="zh_TW" w:bidi="zh_TW"/>
-        </w:rPr>
-      </w:r>
-      <w:hyperlink r:id="rId120">
-        <w:r>
-          <w:rPr>
-            <w:lang w:val="zh_TW" w:bidi="zh_TW"/>
-          </w:rPr>
-          <w:rPr>
-            <w:color w:val="0000EE"/>
-            <w:u w:val="single"/>
-          </w:rPr>
-          <w:t>馬太福音5:23</w:t>
-        </w:r>
-      </w:hyperlink>
-    </w:p>
-    <w:p>
-      <w:pPr>
-        <w:pStyle w:val="ListBullet"/>
-        <w:spacing w:line="240" w:lineRule="auto"/>
-        <w:ind w:left="720"/>
-      </w:pPr>
-      <w:r>
-        <w:rPr>
-          <w:lang w:val="zh_TW" w:bidi="zh_TW"/>
-        </w:rPr>
-      </w:r>
-      <w:hyperlink r:id="rId121">
-        <w:r>
-          <w:rPr>
-            <w:lang w:val="zh_TW" w:bidi="zh_TW"/>
-          </w:rPr>
-          <w:rPr>
-            <w:color w:val="0000EE"/>
-            <w:u w:val="single"/>
-          </w:rPr>
-          <w:t>馬太福音23:19</w:t>
-        </w:r>
-      </w:hyperlink>
+      <w:r>
+        <w:rPr>
+          <w:lang w:val="zh_TW" w:bidi="zh_TW"/>
+        </w:rPr>
+        <w:t>創世記8:20</w:t>
+      </w:r>
+    </w:p>
+    <w:p>
+      <w:pPr>
+        <w:pStyle w:val="ListBullet"/>
+        <w:spacing w:line="240" w:lineRule="auto"/>
+        <w:ind w:left="720"/>
+      </w:pPr>
+      <w:r>
+        <w:rPr>
+          <w:lang w:val="zh_TW" w:bidi="zh_TW"/>
+        </w:rPr>
+      </w:r>
+      <w:r>
+        <w:rPr>
+          <w:lang w:val="zh_TW" w:bidi="zh_TW"/>
+        </w:rPr>
+        <w:t>創世記22:9</w:t>
+      </w:r>
+    </w:p>
+    <w:p>
+      <w:pPr>
+        <w:pStyle w:val="ListBullet"/>
+        <w:spacing w:line="240" w:lineRule="auto"/>
+        <w:ind w:left="720"/>
+      </w:pPr>
+      <w:r>
+        <w:rPr>
+          <w:lang w:val="zh_TW" w:bidi="zh_TW"/>
+        </w:rPr>
+      </w:r>
+      <w:r>
+        <w:rPr>
+          <w:lang w:val="zh_TW" w:bidi="zh_TW"/>
+        </w:rPr>
+        <w:t>雅各書2:21</w:t>
+      </w:r>
+    </w:p>
+    <w:p>
+      <w:pPr>
+        <w:pStyle w:val="ListBullet"/>
+        <w:spacing w:line="240" w:lineRule="auto"/>
+        <w:ind w:left="720"/>
+      </w:pPr>
+      <w:r>
+        <w:rPr>
+          <w:lang w:val="zh_TW" w:bidi="zh_TW"/>
+        </w:rPr>
+      </w:r>
+      <w:r>
+        <w:rPr>
+          <w:lang w:val="zh_TW" w:bidi="zh_TW"/>
+        </w:rPr>
+        <w:t>路加福音11:49–51</w:t>
+      </w:r>
+    </w:p>
+    <w:p>
+      <w:pPr>
+        <w:pStyle w:val="ListBullet"/>
+        <w:spacing w:line="240" w:lineRule="auto"/>
+        <w:ind w:left="720"/>
+      </w:pPr>
+      <w:r>
+        <w:rPr>
+          <w:lang w:val="zh_TW" w:bidi="zh_TW"/>
+        </w:rPr>
+      </w:r>
+      <w:r>
+        <w:rPr>
+          <w:lang w:val="zh_TW" w:bidi="zh_TW"/>
+        </w:rPr>
+        <w:t>馬太福音5:23</w:t>
+      </w:r>
+    </w:p>
+    <w:p>
+      <w:pPr>
+        <w:pStyle w:val="ListBullet"/>
+        <w:spacing w:line="240" w:lineRule="auto"/>
+        <w:ind w:left="720"/>
+      </w:pPr>
+      <w:r>
+        <w:rPr>
+          <w:lang w:val="zh_TW" w:bidi="zh_TW"/>
+        </w:rPr>
+      </w:r>
+      <w:r>
+        <w:rPr>
+          <w:lang w:val="zh_TW" w:bidi="zh_TW"/>
+        </w:rPr>
+        <w:t>馬太福音23:19</w:t>
+      </w:r>
     </w:p>
     <w:p>
       <w:pPr>
@@ -11012,282 +10358,210 @@
           <w:lang w:val="zh_TW" w:bidi="zh_TW"/>
         </w:rPr>
       </w:r>
-      <w:hyperlink r:id="rId122">
-        <w:r>
-          <w:rPr>
-            <w:lang w:val="zh_TW" w:bidi="zh_TW"/>
-          </w:rPr>
-          <w:rPr>
-            <w:color w:val="0000EE"/>
-            <w:u w:val="single"/>
-          </w:rPr>
-          <w:t>哥林多前書6:9</w:t>
-        </w:r>
-      </w:hyperlink>
-    </w:p>
-    <w:p>
-      <w:pPr>
-        <w:pStyle w:val="ListBullet"/>
-        <w:spacing w:line="240" w:lineRule="auto"/>
-        <w:ind w:left="720"/>
-      </w:pPr>
-      <w:r>
-        <w:rPr>
-          <w:lang w:val="zh_TW" w:bidi="zh_TW"/>
-        </w:rPr>
-      </w:r>
-      <w:hyperlink r:id="rId123">
-        <w:r>
-          <w:rPr>
-            <w:lang w:val="zh_TW" w:bidi="zh_TW"/>
-          </w:rPr>
-          <w:rPr>
-            <w:color w:val="0000EE"/>
-            <w:u w:val="single"/>
-          </w:rPr>
-          <w:t>彼得前書1:4</w:t>
-        </w:r>
-      </w:hyperlink>
-    </w:p>
-    <w:p>
-      <w:pPr>
-        <w:pStyle w:val="ListBullet"/>
-        <w:spacing w:line="240" w:lineRule="auto"/>
-        <w:ind w:left="720"/>
-      </w:pPr>
-      <w:r>
-        <w:rPr>
-          <w:lang w:val="zh_TW" w:bidi="zh_TW"/>
-        </w:rPr>
-      </w:r>
-      <w:hyperlink r:id="rId124">
-        <w:r>
-          <w:rPr>
-            <w:lang w:val="zh_TW" w:bidi="zh_TW"/>
-          </w:rPr>
-          <w:rPr>
-            <w:color w:val="0000EE"/>
-            <w:u w:val="single"/>
-          </w:rPr>
-          <w:t>撒母耳記下21:3</w:t>
-        </w:r>
-      </w:hyperlink>
-    </w:p>
-    <w:p>
-      <w:pPr>
-        <w:pStyle w:val="ListBullet"/>
-        <w:spacing w:line="240" w:lineRule="auto"/>
-        <w:ind w:left="720"/>
-      </w:pPr>
-      <w:r>
-        <w:rPr>
-          <w:lang w:val="zh_TW" w:bidi="zh_TW"/>
-        </w:rPr>
-      </w:r>
-      <w:hyperlink r:id="rId125">
-        <w:r>
-          <w:rPr>
-            <w:lang w:val="zh_TW" w:bidi="zh_TW"/>
-          </w:rPr>
-          <w:rPr>
-            <w:color w:val="0000EE"/>
-            <w:u w:val="single"/>
-          </w:rPr>
-          <w:t>使徒行傳7:4–5</w:t>
-        </w:r>
-      </w:hyperlink>
-    </w:p>
-    <w:p>
-      <w:pPr>
-        <w:pStyle w:val="ListBullet"/>
-        <w:spacing w:line="240" w:lineRule="auto"/>
-        <w:ind w:left="720"/>
-      </w:pPr>
-      <w:r>
-        <w:rPr>
-          <w:lang w:val="zh_TW" w:bidi="zh_TW"/>
-        </w:rPr>
-      </w:r>
-      <w:hyperlink r:id="rId126">
-        <w:r>
-          <w:rPr>
-            <w:lang w:val="zh_TW" w:bidi="zh_TW"/>
-          </w:rPr>
-          <w:rPr>
-            <w:color w:val="0000EE"/>
-            <w:u w:val="single"/>
-          </w:rPr>
-          <w:t>申命記20:16</w:t>
-        </w:r>
-      </w:hyperlink>
-    </w:p>
-    <w:p>
-      <w:pPr>
-        <w:pStyle w:val="ListBullet"/>
-        <w:spacing w:line="240" w:lineRule="auto"/>
-        <w:ind w:left="720"/>
-      </w:pPr>
-      <w:r>
-        <w:rPr>
-          <w:lang w:val="zh_TW" w:bidi="zh_TW"/>
-        </w:rPr>
-      </w:r>
-      <w:hyperlink r:id="rId127">
-        <w:r>
-          <w:rPr>
-            <w:lang w:val="zh_TW" w:bidi="zh_TW"/>
-          </w:rPr>
-          <w:rPr>
-            <w:color w:val="0000EE"/>
-            <w:u w:val="single"/>
-          </w:rPr>
-          <w:t>加拉太書5:21</w:t>
-        </w:r>
-      </w:hyperlink>
-    </w:p>
-    <w:p>
-      <w:pPr>
-        <w:pStyle w:val="ListBullet"/>
-        <w:spacing w:line="240" w:lineRule="auto"/>
-        <w:ind w:left="720"/>
-      </w:pPr>
-      <w:r>
-        <w:rPr>
-          <w:lang w:val="zh_TW" w:bidi="zh_TW"/>
-        </w:rPr>
-      </w:r>
-      <w:hyperlink r:id="rId128">
-        <w:r>
-          <w:rPr>
-            <w:lang w:val="zh_TW" w:bidi="zh_TW"/>
-          </w:rPr>
-          <w:rPr>
-            <w:color w:val="0000EE"/>
-            <w:u w:val="single"/>
-          </w:rPr>
-          <w:t>創世記15:7</w:t>
-        </w:r>
-      </w:hyperlink>
-    </w:p>
-    <w:p>
-      <w:pPr>
-        <w:pStyle w:val="ListBullet"/>
-        <w:spacing w:line="240" w:lineRule="auto"/>
-        <w:ind w:left="720"/>
-      </w:pPr>
-      <w:r>
-        <w:rPr>
-          <w:lang w:val="zh_TW" w:bidi="zh_TW"/>
-        </w:rPr>
-      </w:r>
-      <w:hyperlink r:id="rId129">
-        <w:r>
-          <w:rPr>
-            <w:lang w:val="zh_TW" w:bidi="zh_TW"/>
-          </w:rPr>
-          <w:rPr>
-            <w:color w:val="0000EE"/>
-            <w:u w:val="single"/>
-          </w:rPr>
-          <w:t>希伯來書9:15</w:t>
-        </w:r>
-      </w:hyperlink>
-    </w:p>
-    <w:p>
-      <w:pPr>
-        <w:pStyle w:val="ListBullet"/>
-        <w:spacing w:line="240" w:lineRule="auto"/>
-        <w:ind w:left="720"/>
-      </w:pPr>
-      <w:r>
-        <w:rPr>
-          <w:lang w:val="zh_TW" w:bidi="zh_TW"/>
-        </w:rPr>
-      </w:r>
-      <w:hyperlink r:id="rId130">
-        <w:r>
-          <w:rPr>
-            <w:lang w:val="zh_TW" w:bidi="zh_TW"/>
-          </w:rPr>
-          <w:rPr>
-            <w:color w:val="0000EE"/>
-            <w:u w:val="single"/>
-          </w:rPr>
-          <w:t>耶利米書2:7</w:t>
-        </w:r>
-      </w:hyperlink>
-    </w:p>
-    <w:p>
-      <w:pPr>
-        <w:pStyle w:val="ListBullet"/>
-        <w:spacing w:line="240" w:lineRule="auto"/>
-        <w:ind w:left="720"/>
-      </w:pPr>
-      <w:r>
-        <w:rPr>
-          <w:lang w:val="zh_TW" w:bidi="zh_TW"/>
-        </w:rPr>
-      </w:r>
-      <w:hyperlink r:id="rId131">
-        <w:r>
-          <w:rPr>
-            <w:lang w:val="zh_TW" w:bidi="zh_TW"/>
-          </w:rPr>
-          <w:rPr>
-            <w:color w:val="0000EE"/>
-            <w:u w:val="single"/>
-          </w:rPr>
-          <w:t>路加福音15:11</w:t>
-        </w:r>
-      </w:hyperlink>
-    </w:p>
-    <w:p>
-      <w:pPr>
-        <w:pStyle w:val="ListBullet"/>
-        <w:spacing w:line="240" w:lineRule="auto"/>
-        <w:ind w:left="720"/>
-      </w:pPr>
-      <w:r>
-        <w:rPr>
-          <w:lang w:val="zh_TW" w:bidi="zh_TW"/>
-        </w:rPr>
-      </w:r>
-      <w:hyperlink r:id="rId132">
-        <w:r>
-          <w:rPr>
-            <w:lang w:val="zh_TW" w:bidi="zh_TW"/>
-          </w:rPr>
-          <w:rPr>
-            <w:color w:val="0000EE"/>
-            <w:u w:val="single"/>
-          </w:rPr>
-          <w:t>馬太福音19:29</w:t>
-        </w:r>
-      </w:hyperlink>
-    </w:p>
-    <w:p>
-      <w:pPr>
-        <w:pStyle w:val="ListBullet"/>
-        <w:spacing w:line="240" w:lineRule="auto"/>
-        <w:ind w:left="720"/>
-      </w:pPr>
-      <w:r>
-        <w:rPr>
-          <w:lang w:val="zh_TW" w:bidi="zh_TW"/>
-        </w:rPr>
-      </w:r>
-      <w:hyperlink r:id="rId133">
-        <w:r>
-          <w:rPr>
-            <w:lang w:val="zh_TW" w:bidi="zh_TW"/>
-          </w:rPr>
-          <w:rPr>
-            <w:color w:val="0000EE"/>
-            <w:u w:val="single"/>
-          </w:rPr>
-          <w:t>詩篇79:1</w:t>
-        </w:r>
-      </w:hyperlink>
+      <w:r>
+        <w:rPr>
+          <w:lang w:val="zh_TW" w:bidi="zh_TW"/>
+        </w:rPr>
+        <w:t>哥林多前書6:9</w:t>
+      </w:r>
+    </w:p>
+    <w:p>
+      <w:pPr>
+        <w:pStyle w:val="ListBullet"/>
+        <w:spacing w:line="240" w:lineRule="auto"/>
+        <w:ind w:left="720"/>
+      </w:pPr>
+      <w:r>
+        <w:rPr>
+          <w:lang w:val="zh_TW" w:bidi="zh_TW"/>
+        </w:rPr>
+      </w:r>
+      <w:r>
+        <w:rPr>
+          <w:lang w:val="zh_TW" w:bidi="zh_TW"/>
+        </w:rPr>
+        <w:t>彼得前書1:4</w:t>
+      </w:r>
+    </w:p>
+    <w:p>
+      <w:pPr>
+        <w:pStyle w:val="ListBullet"/>
+        <w:spacing w:line="240" w:lineRule="auto"/>
+        <w:ind w:left="720"/>
+      </w:pPr>
+      <w:r>
+        <w:rPr>
+          <w:lang w:val="zh_TW" w:bidi="zh_TW"/>
+        </w:rPr>
+      </w:r>
+      <w:r>
+        <w:rPr>
+          <w:lang w:val="zh_TW" w:bidi="zh_TW"/>
+        </w:rPr>
+        <w:t>撒母耳記下21:3</w:t>
+      </w:r>
+    </w:p>
+    <w:p>
+      <w:pPr>
+        <w:pStyle w:val="ListBullet"/>
+        <w:spacing w:line="240" w:lineRule="auto"/>
+        <w:ind w:left="720"/>
+      </w:pPr>
+      <w:r>
+        <w:rPr>
+          <w:lang w:val="zh_TW" w:bidi="zh_TW"/>
+        </w:rPr>
+      </w:r>
+      <w:r>
+        <w:rPr>
+          <w:lang w:val="zh_TW" w:bidi="zh_TW"/>
+        </w:rPr>
+        <w:t>使徒行傳7:4–5</w:t>
+      </w:r>
+    </w:p>
+    <w:p>
+      <w:pPr>
+        <w:pStyle w:val="ListBullet"/>
+        <w:spacing w:line="240" w:lineRule="auto"/>
+        <w:ind w:left="720"/>
+      </w:pPr>
+      <w:r>
+        <w:rPr>
+          <w:lang w:val="zh_TW" w:bidi="zh_TW"/>
+        </w:rPr>
+      </w:r>
+      <w:r>
+        <w:rPr>
+          <w:lang w:val="zh_TW" w:bidi="zh_TW"/>
+        </w:rPr>
+        <w:t>申命記20:16</w:t>
+      </w:r>
+    </w:p>
+    <w:p>
+      <w:pPr>
+        <w:pStyle w:val="ListBullet"/>
+        <w:spacing w:line="240" w:lineRule="auto"/>
+        <w:ind w:left="720"/>
+      </w:pPr>
+      <w:r>
+        <w:rPr>
+          <w:lang w:val="zh_TW" w:bidi="zh_TW"/>
+        </w:rPr>
+      </w:r>
+      <w:r>
+        <w:rPr>
+          <w:lang w:val="zh_TW" w:bidi="zh_TW"/>
+        </w:rPr>
+        <w:t>加拉太書5:21</w:t>
+      </w:r>
+    </w:p>
+    <w:p>
+      <w:pPr>
+        <w:pStyle w:val="ListBullet"/>
+        <w:spacing w:line="240" w:lineRule="auto"/>
+        <w:ind w:left="720"/>
+      </w:pPr>
+      <w:r>
+        <w:rPr>
+          <w:lang w:val="zh_TW" w:bidi="zh_TW"/>
+        </w:rPr>
+      </w:r>
+      <w:r>
+        <w:rPr>
+          <w:lang w:val="zh_TW" w:bidi="zh_TW"/>
+        </w:rPr>
+        <w:t>創世記15:7</w:t>
+      </w:r>
+    </w:p>
+    <w:p>
+      <w:pPr>
+        <w:pStyle w:val="ListBullet"/>
+        <w:spacing w:line="240" w:lineRule="auto"/>
+        <w:ind w:left="720"/>
+      </w:pPr>
+      <w:r>
+        <w:rPr>
+          <w:lang w:val="zh_TW" w:bidi="zh_TW"/>
+        </w:rPr>
+      </w:r>
+      <w:r>
+        <w:rPr>
+          <w:lang w:val="zh_TW" w:bidi="zh_TW"/>
+        </w:rPr>
+        <w:t>希伯來書9:15</w:t>
+      </w:r>
+    </w:p>
+    <w:p>
+      <w:pPr>
+        <w:pStyle w:val="ListBullet"/>
+        <w:spacing w:line="240" w:lineRule="auto"/>
+        <w:ind w:left="720"/>
+      </w:pPr>
+      <w:r>
+        <w:rPr>
+          <w:lang w:val="zh_TW" w:bidi="zh_TW"/>
+        </w:rPr>
+      </w:r>
+      <w:r>
+        <w:rPr>
+          <w:lang w:val="zh_TW" w:bidi="zh_TW"/>
+        </w:rPr>
+        <w:t>耶利米書2:7</w:t>
+      </w:r>
+    </w:p>
+    <w:p>
+      <w:pPr>
+        <w:pStyle w:val="ListBullet"/>
+        <w:spacing w:line="240" w:lineRule="auto"/>
+        <w:ind w:left="720"/>
+      </w:pPr>
+      <w:r>
+        <w:rPr>
+          <w:lang w:val="zh_TW" w:bidi="zh_TW"/>
+        </w:rPr>
+      </w:r>
+      <w:r>
+        <w:rPr>
+          <w:lang w:val="zh_TW" w:bidi="zh_TW"/>
+        </w:rPr>
+        <w:t>路加福音15:11</w:t>
+      </w:r>
+    </w:p>
+    <w:p>
+      <w:pPr>
+        <w:pStyle w:val="ListBullet"/>
+        <w:spacing w:line="240" w:lineRule="auto"/>
+        <w:ind w:left="720"/>
+      </w:pPr>
+      <w:r>
+        <w:rPr>
+          <w:lang w:val="zh_TW" w:bidi="zh_TW"/>
+        </w:rPr>
+      </w:r>
+      <w:r>
+        <w:rPr>
+          <w:lang w:val="zh_TW" w:bidi="zh_TW"/>
+        </w:rPr>
+        <w:t>馬太福音19:29</w:t>
+      </w:r>
+    </w:p>
+    <w:p>
+      <w:pPr>
+        <w:pStyle w:val="ListBullet"/>
+        <w:spacing w:line="240" w:lineRule="auto"/>
+        <w:ind w:left="720"/>
+      </w:pPr>
+      <w:r>
+        <w:rPr>
+          <w:lang w:val="zh_TW" w:bidi="zh_TW"/>
+        </w:rPr>
+      </w:r>
+      <w:r>
+        <w:rPr>
+          <w:lang w:val="zh_TW" w:bidi="zh_TW"/>
+        </w:rPr>
+        <w:t>詩篇79:1</w:t>
+      </w:r>
     </w:p>
     <w:p>
       <w:pPr>

--- a/zht/docx/075.content.docx
+++ b/zht/docx/075.content.docx
@@ -1648,31 +1648,7 @@
         <w:rPr>
           <w:lang w:val="zh_TW" w:bidi="zh_TW"/>
         </w:rPr>
-        <w:t>，</w:t>
-      </w:r>
-      <w:r>
-        <w:rPr>
-          <w:lang w:val="zh_TW" w:bidi="zh_TW"/>
-        </w:rPr>
-        <w:t>亞舍拉</w:t>
-      </w:r>
-      <w:r>
-        <w:rPr>
-          <w:lang w:val="zh_TW" w:bidi="zh_TW"/>
-        </w:rPr>
-        <w:t>，</w:t>
-      </w:r>
-      <w:r>
-        <w:rPr>
-          <w:lang w:val="zh_TW" w:bidi="zh_TW"/>
-        </w:rPr>
-        <w:t>拯救</w:t>
-      </w:r>
-      <w:r>
-        <w:rPr>
-          <w:lang w:val="zh_TW" w:bidi="zh_TW"/>
-        </w:rPr>
-        <w:t>，</w:t>
+        <w:t>，亞舍拉，拯救，</w:t>
       </w:r>
       <w:r>
         <w:rPr>
